--- a/说明文档byph.docx
+++ b/说明文档byph.docx
@@ -68,19 +68,25 @@
     <w:p>
       <w:pPr>
         <w:rPr>
+          <w:rFonts w:hint="eastAsia"/>
+          <w:lang w:val="en-US" w:eastAsia="zh-CN"/>
+        </w:rPr>
+      </w:pPr>
+      <w:r>
+        <w:rPr>
+          <w:rFonts w:hint="eastAsia"/>
+          <w:lang w:val="en-US" w:eastAsia="zh-CN"/>
+        </w:rPr>
+        <w:t>④碳纤维板导电，注意不要让金属物体接触到碳纤维和电子元件导致短路烧坏元件</w:t>
+      </w:r>
+    </w:p>
+    <w:p>
+      <w:pPr>
+        <w:rPr>
           <w:rFonts w:hint="default"/>
           <w:lang w:val="en-US" w:eastAsia="zh-CN"/>
         </w:rPr>
       </w:pPr>
-      <w:r>
-        <w:rPr>
-          <w:rFonts w:hint="eastAsia"/>
-          <w:lang w:val="en-US" w:eastAsia="zh-CN"/>
-        </w:rPr>
-        <w:t>④碳纤维板导电，注意不要让金属物体接触到碳纤维和电子元件导致短路烧坏元件</w:t>
-      </w:r>
-      <w:bookmarkStart w:id="0" w:name="_GoBack"/>
-      <w:bookmarkEnd w:id="0"/>
     </w:p>
     <w:p>
       <w:pPr>
@@ -236,17 +242,27 @@
     <w:p>
       <w:pPr>
         <w:rPr>
+          <w:rFonts w:hint="eastAsia"/>
+          <w:lang w:val="en-US" w:eastAsia="zh-CN"/>
+        </w:rPr>
+      </w:pPr>
+      <w:r>
+        <w:rPr>
+          <w:rFonts w:hint="eastAsia"/>
+          <w:lang w:val="en-US" w:eastAsia="zh-CN"/>
+        </w:rPr>
+        <w:t>④比赛前一天不要通宵，一定要好好休息，不然比赛现场特别困脑子转不动</w:t>
+      </w:r>
+    </w:p>
+    <w:p>
+      <w:pPr>
+        <w:rPr>
           <w:rFonts w:hint="default"/>
           <w:lang w:val="en-US" w:eastAsia="zh-CN"/>
         </w:rPr>
       </w:pPr>
-      <w:r>
-        <w:rPr>
-          <w:rFonts w:hint="eastAsia"/>
-          <w:lang w:val="en-US" w:eastAsia="zh-CN"/>
-        </w:rPr>
-        <w:t>④比赛前一天不要通宵，一定要好好休息，不然比赛现场特别困脑子转不动</w:t>
-      </w:r>
+      <w:bookmarkStart w:id="0" w:name="_GoBack"/>
+      <w:bookmarkEnd w:id="0"/>
     </w:p>
     <w:p>
       <w:pPr>
@@ -358,14 +374,7 @@
     </w:p>
     <w:p>
       <w:pPr>
-        <w:rPr>
-          <w:rFonts w:hint="eastAsia"/>
-          <w:lang w:val="en-US" w:eastAsia="zh-CN"/>
-        </w:rPr>
-      </w:pPr>
-    </w:p>
-    <w:p>
-      <w:pPr>
+        <w:ind w:left="0" w:leftChars="0" w:firstLine="0" w:firstLineChars="0"/>
         <w:rPr>
           <w:rFonts w:hint="default"/>
           <w:lang w:val="en-US" w:eastAsia="zh-CN"/>
@@ -938,7 +947,6 @@
           <w:spacing w:val="0"/>
           <w:sz w:val="18"/>
           <w:szCs w:val="18"/>
-          <w:bdr w:val="none" w:color="auto" w:sz="0" w:space="0"/>
           <w:shd w:val="clear" w:fill="FFFFFF"/>
         </w:rPr>
         <w:t>uint8_t Serial_TxPacket[9];</w:t>
@@ -953,7 +961,6 @@
           <w:spacing w:val="0"/>
           <w:sz w:val="18"/>
           <w:szCs w:val="18"/>
-          <w:bdr w:val="none" w:color="auto" w:sz="0" w:space="0"/>
           <w:shd w:val="clear" w:fill="FFFFFF"/>
         </w:rPr>
         <w:t>//定义发送数据包数组，数据包格式：FF 01 02 03 04 05 06 07 08 09 FE</w:t>
@@ -1147,7 +1154,6 @@
           <w:spacing w:val="0"/>
           <w:sz w:val="18"/>
           <w:szCs w:val="18"/>
-          <w:bdr w:val="none" w:color="auto" w:sz="0" w:space="0"/>
           <w:shd w:val="clear" w:fill="FFFFFF"/>
         </w:rPr>
         <w:t>/* TIM使能 */</w:t>
@@ -1162,7 +1168,6 @@
           <w:spacing w:val="0"/>
           <w:sz w:val="18"/>
           <w:szCs w:val="18"/>
-          <w:bdr w:val="none" w:color="auto" w:sz="0" w:space="0"/>
           <w:shd w:val="clear" w:fill="FFFFFF"/>
         </w:rPr>
         <w:t>  </w:t>
@@ -1201,7 +1206,6 @@
           <w:spacing w:val="0"/>
           <w:sz w:val="18"/>
           <w:szCs w:val="18"/>
-          <w:bdr w:val="none" w:color="auto" w:sz="0" w:space="0"/>
           <w:shd w:val="clear" w:fill="F8F8F8"/>
         </w:rPr>
         <w:t>    TIM_Cmd(TIM2, ENABLE);          </w:t>
@@ -1216,7 +1220,6 @@
           <w:spacing w:val="0"/>
           <w:sz w:val="18"/>
           <w:szCs w:val="18"/>
-          <w:bdr w:val="none" w:color="auto" w:sz="0" w:space="0"/>
           <w:shd w:val="clear" w:fill="F8F8F8"/>
         </w:rPr>
         <w:t>// 使能TIM2，定时器开始运行</w:t>
@@ -1231,7 +1234,6 @@
           <w:spacing w:val="0"/>
           <w:sz w:val="18"/>
           <w:szCs w:val="18"/>
-          <w:bdr w:val="none" w:color="auto" w:sz="0" w:space="0"/>
           <w:shd w:val="clear" w:fill="F8F8F8"/>
         </w:rPr>
         <w:t>  </w:t>
@@ -1267,7 +1269,6 @@
           <w:spacing w:val="0"/>
           <w:sz w:val="18"/>
           <w:szCs w:val="18"/>
-          <w:bdr w:val="none" w:color="auto" w:sz="0" w:space="0"/>
           <w:shd w:val="clear" w:fill="FFFFFF"/>
         </w:rPr>
         <w:t>    TIM_SetCompare2(TIM2, 520);     </w:t>
@@ -1282,7 +1283,6 @@
           <w:spacing w:val="0"/>
           <w:sz w:val="18"/>
           <w:szCs w:val="18"/>
-          <w:bdr w:val="none" w:color="auto" w:sz="0" w:space="0"/>
           <w:shd w:val="clear" w:fill="FFFFFF"/>
         </w:rPr>
         <w:t>// 抓手</w:t>
@@ -1297,7 +1297,6 @@
           <w:spacing w:val="0"/>
           <w:sz w:val="18"/>
           <w:szCs w:val="18"/>
-          <w:bdr w:val="none" w:color="auto" w:sz="0" w:space="0"/>
           <w:shd w:val="clear" w:fill="FFFFFF"/>
         </w:rPr>
         <w:t>  </w:t>
@@ -1336,7 +1335,6 @@
           <w:spacing w:val="0"/>
           <w:sz w:val="18"/>
           <w:szCs w:val="18"/>
-          <w:bdr w:val="none" w:color="auto" w:sz="0" w:space="0"/>
           <w:shd w:val="clear" w:fill="F8F8F8"/>
         </w:rPr>
         <w:t>    TIM_SetCompare3(TIM2, 648);     </w:t>
@@ -1351,7 +1349,6 @@
           <w:spacing w:val="0"/>
           <w:sz w:val="18"/>
           <w:szCs w:val="18"/>
-          <w:bdr w:val="none" w:color="auto" w:sz="0" w:space="0"/>
           <w:shd w:val="clear" w:fill="F8F8F8"/>
         </w:rPr>
         <w:t>// 物块平台</w:t>
@@ -1366,7 +1363,6 @@
           <w:spacing w:val="0"/>
           <w:sz w:val="18"/>
           <w:szCs w:val="18"/>
-          <w:bdr w:val="none" w:color="auto" w:sz="0" w:space="0"/>
           <w:shd w:val="clear" w:fill="F8F8F8"/>
         </w:rPr>
         <w:t>  </w:t>
@@ -1402,7 +1398,6 @@
           <w:spacing w:val="0"/>
           <w:sz w:val="18"/>
           <w:szCs w:val="18"/>
-          <w:bdr w:val="none" w:color="auto" w:sz="0" w:space="0"/>
           <w:shd w:val="clear" w:fill="FFFFFF"/>
         </w:rPr>
         <w:t>    TIM_SetCompare4(TIM2, 838);     </w:t>
@@ -1417,7 +1412,6 @@
           <w:spacing w:val="0"/>
           <w:sz w:val="18"/>
           <w:szCs w:val="18"/>
-          <w:bdr w:val="none" w:color="auto" w:sz="0" w:space="0"/>
           <w:shd w:val="clear" w:fill="FFFFFF"/>
         </w:rPr>
         <w:t>// 云台</w:t>
@@ -1432,7 +1426,6 @@
           <w:spacing w:val="0"/>
           <w:sz w:val="18"/>
           <w:szCs w:val="18"/>
-          <w:bdr w:val="none" w:color="auto" w:sz="0" w:space="0"/>
           <w:shd w:val="clear" w:fill="FFFFFF"/>
         </w:rPr>
         <w:t>  </w:t>
@@ -1503,7 +1496,6 @@
           <w:spacing w:val="0"/>
           <w:sz w:val="18"/>
           <w:szCs w:val="18"/>
-          <w:bdr w:val="none" w:color="auto" w:sz="0" w:space="0"/>
           <w:shd w:val="clear" w:fill="FFFFFF"/>
         </w:rPr>
         <w:t>typedef</w:t>
@@ -1518,7 +1510,6 @@
           <w:spacing w:val="0"/>
           <w:sz w:val="18"/>
           <w:szCs w:val="18"/>
-          <w:bdr w:val="none" w:color="auto" w:sz="0" w:space="0"/>
           <w:shd w:val="clear" w:fill="FFFFFF"/>
         </w:rPr>
         <w:t> </w:t>
@@ -1535,7 +1526,6 @@
           <w:spacing w:val="0"/>
           <w:sz w:val="18"/>
           <w:szCs w:val="18"/>
-          <w:bdr w:val="none" w:color="auto" w:sz="0" w:space="0"/>
           <w:shd w:val="clear" w:fill="FFFFFF"/>
         </w:rPr>
         <w:t>struct</w:t>
@@ -1550,7 +1540,6 @@
           <w:spacing w:val="0"/>
           <w:sz w:val="18"/>
           <w:szCs w:val="18"/>
-          <w:bdr w:val="none" w:color="auto" w:sz="0" w:space="0"/>
           <w:shd w:val="clear" w:fill="FFFFFF"/>
         </w:rPr>
         <w:t> {  </w:t>
@@ -1589,7 +1578,6 @@
           <w:spacing w:val="0"/>
           <w:sz w:val="18"/>
           <w:szCs w:val="18"/>
-          <w:bdr w:val="none" w:color="auto" w:sz="0" w:space="0"/>
           <w:shd w:val="clear" w:fill="F8F8F8"/>
         </w:rPr>
         <w:t>    </w:t>
@@ -1606,7 +1594,6 @@
           <w:spacing w:val="0"/>
           <w:sz w:val="18"/>
           <w:szCs w:val="18"/>
-          <w:bdr w:val="none" w:color="auto" w:sz="0" w:space="0"/>
           <w:shd w:val="clear" w:fill="F8F8F8"/>
         </w:rPr>
         <w:t>float</w:t>
@@ -1621,7 +1608,6 @@
           <w:spacing w:val="0"/>
           <w:sz w:val="18"/>
           <w:szCs w:val="18"/>
-          <w:bdr w:val="none" w:color="auto" w:sz="0" w:space="0"/>
           <w:shd w:val="clear" w:fill="F8F8F8"/>
         </w:rPr>
         <w:t> start_angle;      </w:t>
@@ -1636,7 +1622,6 @@
           <w:spacing w:val="0"/>
           <w:sz w:val="18"/>
           <w:szCs w:val="18"/>
-          <w:bdr w:val="none" w:color="auto" w:sz="0" w:space="0"/>
           <w:shd w:val="clear" w:fill="F8F8F8"/>
         </w:rPr>
         <w:t>//从什么角度开始</w:t>
@@ -1651,7 +1636,6 @@
           <w:spacing w:val="0"/>
           <w:sz w:val="18"/>
           <w:szCs w:val="18"/>
-          <w:bdr w:val="none" w:color="auto" w:sz="0" w:space="0"/>
           <w:shd w:val="clear" w:fill="F8F8F8"/>
         </w:rPr>
         <w:t>  </w:t>
@@ -1687,7 +1671,6 @@
           <w:spacing w:val="0"/>
           <w:sz w:val="18"/>
           <w:szCs w:val="18"/>
-          <w:bdr w:val="none" w:color="auto" w:sz="0" w:space="0"/>
           <w:shd w:val="clear" w:fill="FFFFFF"/>
         </w:rPr>
         <w:t>    </w:t>
@@ -1704,7 +1687,6 @@
           <w:spacing w:val="0"/>
           <w:sz w:val="18"/>
           <w:szCs w:val="18"/>
-          <w:bdr w:val="none" w:color="auto" w:sz="0" w:space="0"/>
           <w:shd w:val="clear" w:fill="FFFFFF"/>
         </w:rPr>
         <w:t>float</w:t>
@@ -1719,7 +1701,6 @@
           <w:spacing w:val="0"/>
           <w:sz w:val="18"/>
           <w:szCs w:val="18"/>
-          <w:bdr w:val="none" w:color="auto" w:sz="0" w:space="0"/>
           <w:shd w:val="clear" w:fill="FFFFFF"/>
         </w:rPr>
         <w:t> target_angle;     </w:t>
@@ -1734,7 +1715,6 @@
           <w:spacing w:val="0"/>
           <w:sz w:val="18"/>
           <w:szCs w:val="18"/>
-          <w:bdr w:val="none" w:color="auto" w:sz="0" w:space="0"/>
           <w:shd w:val="clear" w:fill="FFFFFF"/>
         </w:rPr>
         <w:t>//目标是旋转多少角度</w:t>
@@ -1749,7 +1729,6 @@
           <w:spacing w:val="0"/>
           <w:sz w:val="18"/>
           <w:szCs w:val="18"/>
-          <w:bdr w:val="none" w:color="auto" w:sz="0" w:space="0"/>
           <w:shd w:val="clear" w:fill="FFFFFF"/>
         </w:rPr>
         <w:t>  </w:t>
@@ -1788,7 +1767,6 @@
           <w:spacing w:val="0"/>
           <w:sz w:val="18"/>
           <w:szCs w:val="18"/>
-          <w:bdr w:val="none" w:color="auto" w:sz="0" w:space="0"/>
           <w:shd w:val="clear" w:fill="F8F8F8"/>
         </w:rPr>
         <w:t>    </w:t>
@@ -1805,7 +1783,6 @@
           <w:spacing w:val="0"/>
           <w:sz w:val="18"/>
           <w:szCs w:val="18"/>
-          <w:bdr w:val="none" w:color="auto" w:sz="0" w:space="0"/>
           <w:shd w:val="clear" w:fill="F8F8F8"/>
         </w:rPr>
         <w:t>float</w:t>
@@ -1820,7 +1797,6 @@
           <w:spacing w:val="0"/>
           <w:sz w:val="18"/>
           <w:szCs w:val="18"/>
-          <w:bdr w:val="none" w:color="auto" w:sz="0" w:space="0"/>
           <w:shd w:val="clear" w:fill="F8F8F8"/>
         </w:rPr>
         <w:t> current_angle;    </w:t>
@@ -1835,7 +1811,6 @@
           <w:spacing w:val="0"/>
           <w:sz w:val="18"/>
           <w:szCs w:val="18"/>
-          <w:bdr w:val="none" w:color="auto" w:sz="0" w:space="0"/>
           <w:shd w:val="clear" w:fill="F8F8F8"/>
         </w:rPr>
         <w:t>//当前的角度是多少</w:t>
@@ -1850,7 +1825,6 @@
           <w:spacing w:val="0"/>
           <w:sz w:val="18"/>
           <w:szCs w:val="18"/>
-          <w:bdr w:val="none" w:color="auto" w:sz="0" w:space="0"/>
           <w:shd w:val="clear" w:fill="F8F8F8"/>
         </w:rPr>
         <w:t>  </w:t>
@@ -1886,7 +1860,6 @@
           <w:spacing w:val="0"/>
           <w:sz w:val="18"/>
           <w:szCs w:val="18"/>
-          <w:bdr w:val="none" w:color="auto" w:sz="0" w:space="0"/>
           <w:shd w:val="clear" w:fill="FFFFFF"/>
         </w:rPr>
         <w:t>    </w:t>
@@ -1903,7 +1876,6 @@
           <w:spacing w:val="0"/>
           <w:sz w:val="18"/>
           <w:szCs w:val="18"/>
-          <w:bdr w:val="none" w:color="auto" w:sz="0" w:space="0"/>
           <w:shd w:val="clear" w:fill="FFFFFF"/>
         </w:rPr>
         <w:t>int</w:t>
@@ -1918,7 +1890,6 @@
           <w:spacing w:val="0"/>
           <w:sz w:val="18"/>
           <w:szCs w:val="18"/>
-          <w:bdr w:val="none" w:color="auto" w:sz="0" w:space="0"/>
           <w:shd w:val="clear" w:fill="FFFFFF"/>
         </w:rPr>
         <w:t> moving_flag;    </w:t>
@@ -1933,7 +1904,6 @@
           <w:spacing w:val="0"/>
           <w:sz w:val="18"/>
           <w:szCs w:val="18"/>
-          <w:bdr w:val="none" w:color="auto" w:sz="0" w:space="0"/>
           <w:shd w:val="clear" w:fill="FFFFFF"/>
         </w:rPr>
         <w:t>// 插值更新标志，1: 正在运动；0: 空闲</w:t>
@@ -1948,7 +1918,6 @@
           <w:spacing w:val="0"/>
           <w:sz w:val="18"/>
           <w:szCs w:val="18"/>
-          <w:bdr w:val="none" w:color="auto" w:sz="0" w:space="0"/>
           <w:shd w:val="clear" w:fill="FFFFFF"/>
         </w:rPr>
         <w:t>  </w:t>
@@ -1987,7 +1956,6 @@
           <w:spacing w:val="0"/>
           <w:sz w:val="18"/>
           <w:szCs w:val="18"/>
-          <w:bdr w:val="none" w:color="auto" w:sz="0" w:space="0"/>
           <w:shd w:val="clear" w:fill="F8F8F8"/>
         </w:rPr>
         <w:t>    </w:t>
@@ -2004,7 +1972,6 @@
           <w:spacing w:val="0"/>
           <w:sz w:val="18"/>
           <w:szCs w:val="18"/>
-          <w:bdr w:val="none" w:color="auto" w:sz="0" w:space="0"/>
           <w:shd w:val="clear" w:fill="F8F8F8"/>
         </w:rPr>
         <w:t>float</w:t>
@@ -2019,7 +1986,6 @@
           <w:spacing w:val="0"/>
           <w:sz w:val="18"/>
           <w:szCs w:val="18"/>
-          <w:bdr w:val="none" w:color="auto" w:sz="0" w:space="0"/>
           <w:shd w:val="clear" w:fill="F8F8F8"/>
         </w:rPr>
         <w:t> t;            </w:t>
@@ -2034,7 +2000,6 @@
           <w:spacing w:val="0"/>
           <w:sz w:val="18"/>
           <w:szCs w:val="18"/>
-          <w:bdr w:val="none" w:color="auto" w:sz="0" w:space="0"/>
           <w:shd w:val="clear" w:fill="F8F8F8"/>
         </w:rPr>
         <w:t>// 时间变量，用于插值计算</w:t>
@@ -2049,7 +2014,6 @@
           <w:spacing w:val="0"/>
           <w:sz w:val="18"/>
           <w:szCs w:val="18"/>
-          <w:bdr w:val="none" w:color="auto" w:sz="0" w:space="0"/>
           <w:shd w:val="clear" w:fill="F8F8F8"/>
         </w:rPr>
         <w:t>  </w:t>
@@ -2085,7 +2049,6 @@
           <w:spacing w:val="0"/>
           <w:sz w:val="18"/>
           <w:szCs w:val="18"/>
-          <w:bdr w:val="none" w:color="auto" w:sz="0" w:space="0"/>
           <w:shd w:val="clear" w:fill="FFFFFF"/>
         </w:rPr>
         <w:t>    </w:t>
@@ -2102,7 +2065,6 @@
           <w:spacing w:val="0"/>
           <w:sz w:val="18"/>
           <w:szCs w:val="18"/>
-          <w:bdr w:val="none" w:color="auto" w:sz="0" w:space="0"/>
           <w:shd w:val="clear" w:fill="FFFFFF"/>
         </w:rPr>
         <w:t>float</w:t>
@@ -2117,7 +2079,6 @@
           <w:spacing w:val="0"/>
           <w:sz w:val="18"/>
           <w:szCs w:val="18"/>
-          <w:bdr w:val="none" w:color="auto" w:sz="0" w:space="0"/>
           <w:shd w:val="clear" w:fill="FFFFFF"/>
         </w:rPr>
         <w:t> time;       </w:t>
@@ -2132,7 +2093,6 @@
           <w:spacing w:val="0"/>
           <w:sz w:val="18"/>
           <w:szCs w:val="18"/>
-          <w:bdr w:val="none" w:color="auto" w:sz="0" w:space="0"/>
           <w:shd w:val="clear" w:fill="FFFFFF"/>
         </w:rPr>
         <w:t>//整个插值运动所需的时间</w:t>
@@ -2147,7 +2107,6 @@
           <w:spacing w:val="0"/>
           <w:sz w:val="18"/>
           <w:szCs w:val="18"/>
-          <w:bdr w:val="none" w:color="auto" w:sz="0" w:space="0"/>
           <w:shd w:val="clear" w:fill="FFFFFF"/>
         </w:rPr>
         <w:t>  </w:t>
@@ -2186,7 +2145,6 @@
           <w:spacing w:val="0"/>
           <w:sz w:val="18"/>
           <w:szCs w:val="18"/>
-          <w:bdr w:val="none" w:color="auto" w:sz="0" w:space="0"/>
           <w:shd w:val="clear" w:fill="F8F8F8"/>
         </w:rPr>
         <w:t>    </w:t>
@@ -2203,7 +2161,6 @@
           <w:spacing w:val="0"/>
           <w:sz w:val="18"/>
           <w:szCs w:val="18"/>
-          <w:bdr w:val="none" w:color="auto" w:sz="0" w:space="0"/>
           <w:shd w:val="clear" w:fill="F8F8F8"/>
         </w:rPr>
         <w:t>void</w:t>
@@ -2218,7 +2175,6 @@
           <w:spacing w:val="0"/>
           <w:sz w:val="18"/>
           <w:szCs w:val="18"/>
-          <w:bdr w:val="none" w:color="auto" w:sz="0" w:space="0"/>
           <w:shd w:val="clear" w:fill="F8F8F8"/>
         </w:rPr>
         <w:t> (*SetServoAngle)(</w:t>
@@ -2235,7 +2191,6 @@
           <w:spacing w:val="0"/>
           <w:sz w:val="18"/>
           <w:szCs w:val="18"/>
-          <w:bdr w:val="none" w:color="auto" w:sz="0" w:space="0"/>
           <w:shd w:val="clear" w:fill="F8F8F8"/>
         </w:rPr>
         <w:t>float</w:t>
@@ -2250,7 +2205,6 @@
           <w:spacing w:val="0"/>
           <w:sz w:val="18"/>
           <w:szCs w:val="18"/>
-          <w:bdr w:val="none" w:color="auto" w:sz="0" w:space="0"/>
           <w:shd w:val="clear" w:fill="F8F8F8"/>
         </w:rPr>
         <w:t> angle);  </w:t>
@@ -2265,7 +2219,6 @@
           <w:spacing w:val="0"/>
           <w:sz w:val="18"/>
           <w:szCs w:val="18"/>
-          <w:bdr w:val="none" w:color="auto" w:sz="0" w:space="0"/>
           <w:shd w:val="clear" w:fill="F8F8F8"/>
         </w:rPr>
         <w:t>// 设置当前角度的函数指针</w:t>
@@ -2280,7 +2233,6 @@
           <w:spacing w:val="0"/>
           <w:sz w:val="18"/>
           <w:szCs w:val="18"/>
-          <w:bdr w:val="none" w:color="auto" w:sz="0" w:space="0"/>
           <w:shd w:val="clear" w:fill="F8F8F8"/>
         </w:rPr>
         <w:t>  </w:t>
@@ -2316,7 +2268,6 @@
           <w:spacing w:val="0"/>
           <w:sz w:val="18"/>
           <w:szCs w:val="18"/>
-          <w:bdr w:val="none" w:color="auto" w:sz="0" w:space="0"/>
           <w:shd w:val="clear" w:fill="FFFFFF"/>
         </w:rPr>
         <w:t>} Servo_t;  </w:t>
@@ -2355,7 +2306,6 @@
           <w:spacing w:val="0"/>
           <w:sz w:val="18"/>
           <w:szCs w:val="18"/>
-          <w:bdr w:val="none" w:color="auto" w:sz="0" w:space="0"/>
           <w:shd w:val="clear" w:fill="F8F8F8"/>
         </w:rPr>
         <w:t>  </w:t>
@@ -2391,7 +2341,6 @@
           <w:spacing w:val="0"/>
           <w:sz w:val="18"/>
           <w:szCs w:val="18"/>
-          <w:bdr w:val="none" w:color="auto" w:sz="0" w:space="0"/>
           <w:shd w:val="clear" w:fill="FFFFFF"/>
         </w:rPr>
         <w:t>Servo_t yuantai = {60.84f, 0.0f, 60.84f, 0, 0, 0, Servo_SetAngle4_yuntai};  </w:t>
@@ -2430,7 +2379,6 @@
           <w:spacing w:val="0"/>
           <w:sz w:val="18"/>
           <w:szCs w:val="18"/>
-          <w:bdr w:val="none" w:color="auto" w:sz="0" w:space="0"/>
           <w:shd w:val="clear" w:fill="F8F8F8"/>
         </w:rPr>
         <w:t>Servo_t zhuashou = {2.7f, 2.7f, 2.7f, 0, 0, 0, Servo_SetAngle2_zhuashou};  </w:t>
@@ -2466,7 +2414,6 @@
           <w:spacing w:val="0"/>
           <w:sz w:val="18"/>
           <w:szCs w:val="18"/>
-          <w:bdr w:val="none" w:color="auto" w:sz="0" w:space="0"/>
           <w:shd w:val="clear" w:fill="FFFFFF"/>
         </w:rPr>
         <w:t>Servo_t wukuaipingtai = {20.0f, 20.0f, 20.0f, 0, 0, 0,Servo_SetAngle3_wukuaipingtai};  </w:t>
@@ -2561,7 +2508,6 @@
           <w:spacing w:val="0"/>
           <w:sz w:val="18"/>
           <w:szCs w:val="18"/>
-          <w:bdr w:val="none" w:color="auto" w:sz="0" w:space="0"/>
           <w:shd w:val="clear" w:fill="FFFFFF"/>
         </w:rPr>
         <w:t>void</w:t>
@@ -2576,7 +2522,6 @@
           <w:spacing w:val="0"/>
           <w:sz w:val="18"/>
           <w:szCs w:val="18"/>
-          <w:bdr w:val="none" w:color="auto" w:sz="0" w:space="0"/>
           <w:shd w:val="clear" w:fill="FFFFFF"/>
         </w:rPr>
         <w:t> set_wukuaipingtai_weizhi(</w:t>
@@ -2593,7 +2538,6 @@
           <w:spacing w:val="0"/>
           <w:sz w:val="18"/>
           <w:szCs w:val="18"/>
-          <w:bdr w:val="none" w:color="auto" w:sz="0" w:space="0"/>
           <w:shd w:val="clear" w:fill="FFFFFF"/>
         </w:rPr>
         <w:t>int</w:t>
@@ -2608,7 +2552,6 @@
           <w:spacing w:val="0"/>
           <w:sz w:val="18"/>
           <w:szCs w:val="18"/>
-          <w:bdr w:val="none" w:color="auto" w:sz="0" w:space="0"/>
           <w:shd w:val="clear" w:fill="FFFFFF"/>
         </w:rPr>
         <w:t> pos)  </w:t>
@@ -2647,7 +2590,6 @@
           <w:spacing w:val="0"/>
           <w:sz w:val="18"/>
           <w:szCs w:val="18"/>
-          <w:bdr w:val="none" w:color="auto" w:sz="0" w:space="0"/>
           <w:shd w:val="clear" w:fill="F8F8F8"/>
         </w:rPr>
         <w:t>{     </w:t>
@@ -2683,7 +2625,6 @@
           <w:spacing w:val="0"/>
           <w:sz w:val="18"/>
           <w:szCs w:val="18"/>
-          <w:bdr w:val="none" w:color="auto" w:sz="0" w:space="0"/>
           <w:shd w:val="clear" w:fill="FFFFFF"/>
         </w:rPr>
         <w:t>    </w:t>
@@ -2700,7 +2641,6 @@
           <w:spacing w:val="0"/>
           <w:sz w:val="18"/>
           <w:szCs w:val="18"/>
-          <w:bdr w:val="none" w:color="auto" w:sz="0" w:space="0"/>
           <w:shd w:val="clear" w:fill="FFFFFF"/>
         </w:rPr>
         <w:t>if</w:t>
@@ -2715,7 +2655,6 @@
           <w:spacing w:val="0"/>
           <w:sz w:val="18"/>
           <w:szCs w:val="18"/>
-          <w:bdr w:val="none" w:color="auto" w:sz="0" w:space="0"/>
           <w:shd w:val="clear" w:fill="FFFFFF"/>
         </w:rPr>
         <w:t>(pos == 0x01){  </w:t>
@@ -2754,7 +2693,6 @@
           <w:spacing w:val="0"/>
           <w:sz w:val="18"/>
           <w:szCs w:val="18"/>
-          <w:bdr w:val="none" w:color="auto" w:sz="0" w:space="0"/>
           <w:shd w:val="clear" w:fill="F8F8F8"/>
         </w:rPr>
         <w:t>        set_wukuaipingtai_Angle(20.0f,300);  </w:t>
@@ -2790,7 +2728,6 @@
           <w:spacing w:val="0"/>
           <w:sz w:val="18"/>
           <w:szCs w:val="18"/>
-          <w:bdr w:val="none" w:color="auto" w:sz="0" w:space="0"/>
           <w:shd w:val="clear" w:fill="FFFFFF"/>
         </w:rPr>
         <w:t>    }</w:t>
@@ -2807,7 +2744,6 @@
           <w:spacing w:val="0"/>
           <w:sz w:val="18"/>
           <w:szCs w:val="18"/>
-          <w:bdr w:val="none" w:color="auto" w:sz="0" w:space="0"/>
           <w:shd w:val="clear" w:fill="FFFFFF"/>
         </w:rPr>
         <w:t>else</w:t>
@@ -2822,7 +2758,6 @@
           <w:spacing w:val="0"/>
           <w:sz w:val="18"/>
           <w:szCs w:val="18"/>
-          <w:bdr w:val="none" w:color="auto" w:sz="0" w:space="0"/>
           <w:shd w:val="clear" w:fill="FFFFFF"/>
         </w:rPr>
         <w:t> </w:t>
@@ -2839,7 +2774,6 @@
           <w:spacing w:val="0"/>
           <w:sz w:val="18"/>
           <w:szCs w:val="18"/>
-          <w:bdr w:val="none" w:color="auto" w:sz="0" w:space="0"/>
           <w:shd w:val="clear" w:fill="FFFFFF"/>
         </w:rPr>
         <w:t>if</w:t>
@@ -2854,7 +2788,6 @@
           <w:spacing w:val="0"/>
           <w:sz w:val="18"/>
           <w:szCs w:val="18"/>
-          <w:bdr w:val="none" w:color="auto" w:sz="0" w:space="0"/>
           <w:shd w:val="clear" w:fill="FFFFFF"/>
         </w:rPr>
         <w:t>(pos == 0x02){  </w:t>
@@ -2893,7 +2826,6 @@
           <w:spacing w:val="0"/>
           <w:sz w:val="18"/>
           <w:szCs w:val="18"/>
-          <w:bdr w:val="none" w:color="auto" w:sz="0" w:space="0"/>
           <w:shd w:val="clear" w:fill="F8F8F8"/>
         </w:rPr>
         <w:t>        set_wukuaipingtai_Angle(20.0f+119.0f,300);  </w:t>
@@ -2929,7 +2861,6 @@
           <w:spacing w:val="0"/>
           <w:sz w:val="18"/>
           <w:szCs w:val="18"/>
-          <w:bdr w:val="none" w:color="auto" w:sz="0" w:space="0"/>
           <w:shd w:val="clear" w:fill="FFFFFF"/>
         </w:rPr>
         <w:t>    }</w:t>
@@ -2946,7 +2877,6 @@
           <w:spacing w:val="0"/>
           <w:sz w:val="18"/>
           <w:szCs w:val="18"/>
-          <w:bdr w:val="none" w:color="auto" w:sz="0" w:space="0"/>
           <w:shd w:val="clear" w:fill="FFFFFF"/>
         </w:rPr>
         <w:t>else</w:t>
@@ -2961,7 +2891,6 @@
           <w:spacing w:val="0"/>
           <w:sz w:val="18"/>
           <w:szCs w:val="18"/>
-          <w:bdr w:val="none" w:color="auto" w:sz="0" w:space="0"/>
           <w:shd w:val="clear" w:fill="FFFFFF"/>
         </w:rPr>
         <w:t> </w:t>
@@ -2978,7 +2907,6 @@
           <w:spacing w:val="0"/>
           <w:sz w:val="18"/>
           <w:szCs w:val="18"/>
-          <w:bdr w:val="none" w:color="auto" w:sz="0" w:space="0"/>
           <w:shd w:val="clear" w:fill="FFFFFF"/>
         </w:rPr>
         <w:t>if</w:t>
@@ -2993,7 +2921,6 @@
           <w:spacing w:val="0"/>
           <w:sz w:val="18"/>
           <w:szCs w:val="18"/>
-          <w:bdr w:val="none" w:color="auto" w:sz="0" w:space="0"/>
           <w:shd w:val="clear" w:fill="FFFFFF"/>
         </w:rPr>
         <w:t>(pos == 0x03){  </w:t>
@@ -3032,7 +2959,6 @@
           <w:spacing w:val="0"/>
           <w:sz w:val="18"/>
           <w:szCs w:val="18"/>
-          <w:bdr w:val="none" w:color="auto" w:sz="0" w:space="0"/>
           <w:shd w:val="clear" w:fill="F8F8F8"/>
         </w:rPr>
         <w:t>        set_wukuaipingtai_Angle(20.0f+119.0f+117.0f,300);  </w:t>
@@ -3068,7 +2994,6 @@
           <w:spacing w:val="0"/>
           <w:sz w:val="18"/>
           <w:szCs w:val="18"/>
-          <w:bdr w:val="none" w:color="auto" w:sz="0" w:space="0"/>
           <w:shd w:val="clear" w:fill="FFFFFF"/>
         </w:rPr>
         <w:t>    }  </w:t>
@@ -3107,7 +3032,6 @@
           <w:spacing w:val="0"/>
           <w:sz w:val="18"/>
           <w:szCs w:val="18"/>
-          <w:bdr w:val="none" w:color="auto" w:sz="0" w:space="0"/>
           <w:shd w:val="clear" w:fill="F8F8F8"/>
         </w:rPr>
         <w:t>}  </w:t>
@@ -3346,7 +3270,6 @@
           <w:spacing w:val="0"/>
           <w:sz w:val="18"/>
           <w:szCs w:val="18"/>
-          <w:bdr w:val="none" w:color="auto" w:sz="0" w:space="0"/>
           <w:shd w:val="clear" w:fill="FFFFFF"/>
         </w:rPr>
         <w:t>//当y&gt;0时左移</w:t>
@@ -3361,7 +3284,6 @@
           <w:spacing w:val="0"/>
           <w:sz w:val="18"/>
           <w:szCs w:val="18"/>
-          <w:bdr w:val="none" w:color="auto" w:sz="0" w:space="0"/>
           <w:shd w:val="clear" w:fill="FFFFFF"/>
         </w:rPr>
         <w:t>  </w:t>
@@ -3402,7 +3324,6 @@
           <w:spacing w:val="0"/>
           <w:sz w:val="18"/>
           <w:szCs w:val="18"/>
-          <w:bdr w:val="none" w:color="auto" w:sz="0" w:space="0"/>
           <w:shd w:val="clear" w:fill="F8F8F8"/>
         </w:rPr>
         <w:t>void</w:t>
@@ -3417,7 +3338,6 @@
           <w:spacing w:val="0"/>
           <w:sz w:val="18"/>
           <w:szCs w:val="18"/>
-          <w:bdr w:val="none" w:color="auto" w:sz="0" w:space="0"/>
           <w:shd w:val="clear" w:fill="F8F8F8"/>
         </w:rPr>
         <w:t> car_move1(</w:t>
@@ -3434,7 +3354,6 @@
           <w:spacing w:val="0"/>
           <w:sz w:val="18"/>
           <w:szCs w:val="18"/>
-          <w:bdr w:val="none" w:color="auto" w:sz="0" w:space="0"/>
           <w:shd w:val="clear" w:fill="F8F8F8"/>
         </w:rPr>
         <w:t>float</w:t>
@@ -3449,7 +3368,6 @@
           <w:spacing w:val="0"/>
           <w:sz w:val="18"/>
           <w:szCs w:val="18"/>
-          <w:bdr w:val="none" w:color="auto" w:sz="0" w:space="0"/>
           <w:shd w:val="clear" w:fill="F8F8F8"/>
         </w:rPr>
         <w:t> x,</w:t>
@@ -3466,7 +3384,6 @@
           <w:spacing w:val="0"/>
           <w:sz w:val="18"/>
           <w:szCs w:val="18"/>
-          <w:bdr w:val="none" w:color="auto" w:sz="0" w:space="0"/>
           <w:shd w:val="clear" w:fill="F8F8F8"/>
         </w:rPr>
         <w:t>float</w:t>
@@ -3481,7 +3398,6 @@
           <w:spacing w:val="0"/>
           <w:sz w:val="18"/>
           <w:szCs w:val="18"/>
-          <w:bdr w:val="none" w:color="auto" w:sz="0" w:space="0"/>
           <w:shd w:val="clear" w:fill="F8F8F8"/>
         </w:rPr>
         <w:t> y,</w:t>
@@ -3498,7 +3414,6 @@
           <w:spacing w:val="0"/>
           <w:sz w:val="18"/>
           <w:szCs w:val="18"/>
-          <w:bdr w:val="none" w:color="auto" w:sz="0" w:space="0"/>
           <w:shd w:val="clear" w:fill="F8F8F8"/>
         </w:rPr>
         <w:t>int</w:t>
@@ -3513,7 +3428,6 @@
           <w:spacing w:val="0"/>
           <w:sz w:val="18"/>
           <w:szCs w:val="18"/>
-          <w:bdr w:val="none" w:color="auto" w:sz="0" w:space="0"/>
           <w:shd w:val="clear" w:fill="F8F8F8"/>
         </w:rPr>
         <w:t> a_in,</w:t>
@@ -3530,7 +3444,6 @@
           <w:spacing w:val="0"/>
           <w:sz w:val="18"/>
           <w:szCs w:val="18"/>
-          <w:bdr w:val="none" w:color="auto" w:sz="0" w:space="0"/>
           <w:shd w:val="clear" w:fill="F8F8F8"/>
         </w:rPr>
         <w:t>int</w:t>
@@ -3545,7 +3458,6 @@
           <w:spacing w:val="0"/>
           <w:sz w:val="18"/>
           <w:szCs w:val="18"/>
-          <w:bdr w:val="none" w:color="auto" w:sz="0" w:space="0"/>
           <w:shd w:val="clear" w:fill="F8F8F8"/>
         </w:rPr>
         <w:t> car_speed)  </w:t>
@@ -3581,7 +3493,6 @@
           <w:spacing w:val="0"/>
           <w:sz w:val="18"/>
           <w:szCs w:val="18"/>
-          <w:bdr w:val="none" w:color="auto" w:sz="0" w:space="0"/>
           <w:shd w:val="clear" w:fill="FFFFFF"/>
         </w:rPr>
         <w:t>{  </w:t>
@@ -3620,7 +3531,6 @@
           <w:spacing w:val="0"/>
           <w:sz w:val="18"/>
           <w:szCs w:val="18"/>
-          <w:bdr w:val="none" w:color="auto" w:sz="0" w:space="0"/>
           <w:shd w:val="clear" w:fill="F8F8F8"/>
         </w:rPr>
         <w:t>    delay_ms1(10);  </w:t>
@@ -3656,7 +3566,6 @@
           <w:spacing w:val="0"/>
           <w:sz w:val="18"/>
           <w:szCs w:val="18"/>
-          <w:bdr w:val="none" w:color="auto" w:sz="0" w:space="0"/>
           <w:shd w:val="clear" w:fill="FFFFFF"/>
         </w:rPr>
         <w:t>    change_SNA1(a_in,car_speed);  </w:t>
@@ -3695,7 +3604,6 @@
           <w:spacing w:val="0"/>
           <w:sz w:val="18"/>
           <w:szCs w:val="18"/>
-          <w:bdr w:val="none" w:color="auto" w:sz="0" w:space="0"/>
           <w:shd w:val="clear" w:fill="F8F8F8"/>
         </w:rPr>
         <w:t>    car_move_distance_y(-y);  </w:t>
@@ -3731,7 +3639,6 @@
           <w:spacing w:val="0"/>
           <w:sz w:val="18"/>
           <w:szCs w:val="18"/>
-          <w:bdr w:val="none" w:color="auto" w:sz="0" w:space="0"/>
           <w:shd w:val="clear" w:fill="FFFFFF"/>
         </w:rPr>
         <w:t>    car_move_delay(y,a_in,car_speed,1);  </w:t>
@@ -3770,7 +3677,6 @@
           <w:spacing w:val="0"/>
           <w:sz w:val="18"/>
           <w:szCs w:val="18"/>
-          <w:bdr w:val="none" w:color="auto" w:sz="0" w:space="0"/>
           <w:shd w:val="clear" w:fill="F8F8F8"/>
         </w:rPr>
         <w:t>} </w:t>
@@ -3845,14 +3751,7 @@
           <w:rFonts w:hint="eastAsia"/>
           <w:lang w:val="en-US" w:eastAsia="zh-CN"/>
         </w:rPr>
-        <w:t>默认13</w:t>
-      </w:r>
-      <w:r>
-        <w:rPr>
-          <w:rFonts w:hint="eastAsia"/>
-          <w:lang w:val="en-US" w:eastAsia="zh-CN"/>
-        </w:rPr>
-        <w:t>，。move_all是阻塞运行，通过比较3个自由度最大的运行时间也就是time，time1，time3，等待最慢的一个自由度运行完之后才释放，move_all1是非阻塞运行，只发命令不管有没有运行完就执行下一个函数（move_all后面加一个数字1）</w:t>
+        <w:t>默认13，。move_all是阻塞运行，通过比较3个自由度最大的运行时间也就是time，time1，time3，等待最慢的一个自由度运行完之后才释放，move_all1是非阻塞运行，只发命令不管有没有运行完就执行下一个函数（move_all后面加一个数字1）</w:t>
       </w:r>
     </w:p>
     <w:p>
@@ -3896,7 +3795,6 @@
           <w:spacing w:val="0"/>
           <w:sz w:val="18"/>
           <w:szCs w:val="18"/>
-          <w:bdr w:val="none" w:color="auto" w:sz="0" w:space="0"/>
           <w:shd w:val="clear" w:fill="FFFFFF"/>
         </w:rPr>
         <w:t>/*前三个参数分别为</w:t>
@@ -3911,7 +3809,6 @@
           <w:spacing w:val="0"/>
           <w:sz w:val="18"/>
           <w:szCs w:val="18"/>
-          <w:bdr w:val="none" w:color="auto" w:sz="0" w:space="0"/>
           <w:shd w:val="clear" w:fill="FFFFFF"/>
         </w:rPr>
         <w:t> </w:t>
@@ -3950,7 +3847,6 @@
           <w:spacing w:val="0"/>
           <w:sz w:val="18"/>
           <w:szCs w:val="18"/>
-          <w:bdr w:val="none" w:color="auto" w:sz="0" w:space="0"/>
           <w:shd w:val="clear" w:fill="F8F8F8"/>
         </w:rPr>
         <w:t>    平推的目标位置：65.0f 到 -122.0 之间</w:t>
@@ -3965,7 +3861,6 @@
           <w:spacing w:val="0"/>
           <w:sz w:val="18"/>
           <w:szCs w:val="18"/>
-          <w:bdr w:val="none" w:color="auto" w:sz="0" w:space="0"/>
           <w:shd w:val="clear" w:fill="F8F8F8"/>
         </w:rPr>
         <w:t> </w:t>
@@ -4001,7 +3896,6 @@
           <w:spacing w:val="0"/>
           <w:sz w:val="18"/>
           <w:szCs w:val="18"/>
-          <w:bdr w:val="none" w:color="auto" w:sz="0" w:space="0"/>
           <w:shd w:val="clear" w:fill="FFFFFF"/>
         </w:rPr>
         <w:t>    平推的速度： 1000 rpm</w:t>
@@ -4016,7 +3910,6 @@
           <w:spacing w:val="0"/>
           <w:sz w:val="18"/>
           <w:szCs w:val="18"/>
-          <w:bdr w:val="none" w:color="auto" w:sz="0" w:space="0"/>
           <w:shd w:val="clear" w:fill="FFFFFF"/>
         </w:rPr>
         <w:t> </w:t>
@@ -4055,7 +3948,6 @@
           <w:spacing w:val="0"/>
           <w:sz w:val="18"/>
           <w:szCs w:val="18"/>
-          <w:bdr w:val="none" w:color="auto" w:sz="0" w:space="0"/>
           <w:shd w:val="clear" w:fill="F8F8F8"/>
         </w:rPr>
         <w:t>    平推的加速度：200rpm</w:t>
@@ -4070,7 +3962,6 @@
           <w:spacing w:val="0"/>
           <w:sz w:val="18"/>
           <w:szCs w:val="18"/>
-          <w:bdr w:val="none" w:color="auto" w:sz="0" w:space="0"/>
           <w:shd w:val="clear" w:fill="F8F8F8"/>
         </w:rPr>
         <w:t> </w:t>
@@ -4106,7 +3997,6 @@
           <w:spacing w:val="0"/>
           <w:sz w:val="18"/>
           <w:szCs w:val="18"/>
-          <w:bdr w:val="none" w:color="auto" w:sz="0" w:space="0"/>
           <w:shd w:val="clear" w:fill="FFFFFF"/>
         </w:rPr>
         <w:t>  中间三个参数分别为</w:t>
@@ -4121,7 +4011,6 @@
           <w:spacing w:val="0"/>
           <w:sz w:val="18"/>
           <w:szCs w:val="18"/>
-          <w:bdr w:val="none" w:color="auto" w:sz="0" w:space="0"/>
           <w:shd w:val="clear" w:fill="FFFFFF"/>
         </w:rPr>
         <w:t> </w:t>
@@ -4160,7 +4049,6 @@
           <w:spacing w:val="0"/>
           <w:sz w:val="18"/>
           <w:szCs w:val="18"/>
-          <w:bdr w:val="none" w:color="auto" w:sz="0" w:space="0"/>
           <w:shd w:val="clear" w:fill="F8F8F8"/>
         </w:rPr>
         <w:t>    升降的目标位置：0.0f 到 130.0f</w:t>
@@ -4175,7 +4063,6 @@
           <w:spacing w:val="0"/>
           <w:sz w:val="18"/>
           <w:szCs w:val="18"/>
-          <w:bdr w:val="none" w:color="auto" w:sz="0" w:space="0"/>
           <w:shd w:val="clear" w:fill="F8F8F8"/>
         </w:rPr>
         <w:t> </w:t>
@@ -4211,7 +4098,6 @@
           <w:spacing w:val="0"/>
           <w:sz w:val="18"/>
           <w:szCs w:val="18"/>
-          <w:bdr w:val="none" w:color="auto" w:sz="0" w:space="0"/>
           <w:shd w:val="clear" w:fill="FFFFFF"/>
         </w:rPr>
         <w:t>    升降的速度：1000 rpm</w:t>
@@ -4226,7 +4112,6 @@
           <w:spacing w:val="0"/>
           <w:sz w:val="18"/>
           <w:szCs w:val="18"/>
-          <w:bdr w:val="none" w:color="auto" w:sz="0" w:space="0"/>
           <w:shd w:val="clear" w:fill="FFFFFF"/>
         </w:rPr>
         <w:t> </w:t>
@@ -4265,7 +4150,6 @@
           <w:spacing w:val="0"/>
           <w:sz w:val="18"/>
           <w:szCs w:val="18"/>
-          <w:bdr w:val="none" w:color="auto" w:sz="0" w:space="0"/>
           <w:shd w:val="clear" w:fill="F8F8F8"/>
         </w:rPr>
         <w:t>    升降的加速度：200 rpm</w:t>
@@ -4280,7 +4164,6 @@
           <w:spacing w:val="0"/>
           <w:sz w:val="18"/>
           <w:szCs w:val="18"/>
-          <w:bdr w:val="none" w:color="auto" w:sz="0" w:space="0"/>
           <w:shd w:val="clear" w:fill="F8F8F8"/>
         </w:rPr>
         <w:t> </w:t>
@@ -4316,7 +4199,6 @@
           <w:spacing w:val="0"/>
           <w:sz w:val="18"/>
           <w:szCs w:val="18"/>
-          <w:bdr w:val="none" w:color="auto" w:sz="0" w:space="0"/>
           <w:shd w:val="clear" w:fill="FFFFFF"/>
         </w:rPr>
         <w:t>  最后两个参数分别为</w:t>
@@ -4331,7 +4213,6 @@
           <w:spacing w:val="0"/>
           <w:sz w:val="18"/>
           <w:szCs w:val="18"/>
-          <w:bdr w:val="none" w:color="auto" w:sz="0" w:space="0"/>
           <w:shd w:val="clear" w:fill="FFFFFF"/>
         </w:rPr>
         <w:t> </w:t>
@@ -4370,7 +4251,6 @@
           <w:spacing w:val="0"/>
           <w:sz w:val="18"/>
           <w:szCs w:val="18"/>
-          <w:bdr w:val="none" w:color="auto" w:sz="0" w:space="0"/>
           <w:shd w:val="clear" w:fill="F8F8F8"/>
         </w:rPr>
         <w:t>    云台的目标位置：0 到 360</w:t>
@@ -4385,7 +4265,6 @@
           <w:spacing w:val="0"/>
           <w:sz w:val="18"/>
           <w:szCs w:val="18"/>
-          <w:bdr w:val="none" w:color="auto" w:sz="0" w:space="0"/>
           <w:shd w:val="clear" w:fill="F8F8F8"/>
         </w:rPr>
         <w:t> </w:t>
@@ -4421,7 +4300,6 @@
           <w:spacing w:val="0"/>
           <w:sz w:val="18"/>
           <w:szCs w:val="18"/>
-          <w:bdr w:val="none" w:color="auto" w:sz="0" w:space="0"/>
           <w:shd w:val="clear" w:fill="FFFFFF"/>
         </w:rPr>
         <w:t>    云台的转速：13左右</w:t>
@@ -4436,7 +4314,6 @@
           <w:spacing w:val="0"/>
           <w:sz w:val="18"/>
           <w:szCs w:val="18"/>
-          <w:bdr w:val="none" w:color="auto" w:sz="0" w:space="0"/>
           <w:shd w:val="clear" w:fill="FFFFFF"/>
         </w:rPr>
         <w:t> </w:t>
@@ -4475,7 +4352,6 @@
           <w:spacing w:val="0"/>
           <w:sz w:val="18"/>
           <w:szCs w:val="18"/>
-          <w:bdr w:val="none" w:color="auto" w:sz="0" w:space="0"/>
           <w:shd w:val="clear" w:fill="F8F8F8"/>
         </w:rPr>
         <w:t> </w:t>
@@ -4511,7 +4387,6 @@
           <w:spacing w:val="0"/>
           <w:sz w:val="18"/>
           <w:szCs w:val="18"/>
-          <w:bdr w:val="none" w:color="auto" w:sz="0" w:space="0"/>
           <w:shd w:val="clear" w:fill="FFFFFF"/>
         </w:rPr>
         <w:t>*/</w:t>
@@ -4526,7 +4401,6 @@
           <w:spacing w:val="0"/>
           <w:sz w:val="18"/>
           <w:szCs w:val="18"/>
-          <w:bdr w:val="none" w:color="auto" w:sz="0" w:space="0"/>
           <w:shd w:val="clear" w:fill="FFFFFF"/>
         </w:rPr>
         <w:t>  </w:t>
@@ -4567,7 +4441,6 @@
           <w:spacing w:val="0"/>
           <w:sz w:val="18"/>
           <w:szCs w:val="18"/>
-          <w:bdr w:val="none" w:color="auto" w:sz="0" w:space="0"/>
           <w:shd w:val="clear" w:fill="F8F8F8"/>
         </w:rPr>
         <w:t>int</w:t>
@@ -4582,7 +4455,6 @@
           <w:spacing w:val="0"/>
           <w:sz w:val="18"/>
           <w:szCs w:val="18"/>
-          <w:bdr w:val="none" w:color="auto" w:sz="0" w:space="0"/>
           <w:shd w:val="clear" w:fill="F8F8F8"/>
         </w:rPr>
         <w:t> move_all(</w:t>
@@ -4599,7 +4471,6 @@
           <w:spacing w:val="0"/>
           <w:sz w:val="18"/>
           <w:szCs w:val="18"/>
-          <w:bdr w:val="none" w:color="auto" w:sz="0" w:space="0"/>
           <w:shd w:val="clear" w:fill="F8F8F8"/>
         </w:rPr>
         <w:t>float</w:t>
@@ -4614,7 +4485,6 @@
           <w:spacing w:val="0"/>
           <w:sz w:val="18"/>
           <w:szCs w:val="18"/>
-          <w:bdr w:val="none" w:color="auto" w:sz="0" w:space="0"/>
           <w:shd w:val="clear" w:fill="F8F8F8"/>
         </w:rPr>
         <w:t> target_pos, uint16_t speed, uint8_t accel,</w:t>
@@ -4631,7 +4501,6 @@
           <w:spacing w:val="0"/>
           <w:sz w:val="18"/>
           <w:szCs w:val="18"/>
-          <w:bdr w:val="none" w:color="auto" w:sz="0" w:space="0"/>
           <w:shd w:val="clear" w:fill="F8F8F8"/>
         </w:rPr>
         <w:t>float</w:t>
@@ -4646,7 +4515,6 @@
           <w:spacing w:val="0"/>
           <w:sz w:val="18"/>
           <w:szCs w:val="18"/>
-          <w:bdr w:val="none" w:color="auto" w:sz="0" w:space="0"/>
           <w:shd w:val="clear" w:fill="F8F8F8"/>
         </w:rPr>
         <w:t> target_pos1, uint16_t speed1, uint8_t accel1,</w:t>
@@ -4663,7 +4531,6 @@
           <w:spacing w:val="0"/>
           <w:sz w:val="18"/>
           <w:szCs w:val="18"/>
-          <w:bdr w:val="none" w:color="auto" w:sz="0" w:space="0"/>
           <w:shd w:val="clear" w:fill="F8F8F8"/>
         </w:rPr>
         <w:t>float</w:t>
@@ -4678,7 +4545,6 @@
           <w:spacing w:val="0"/>
           <w:sz w:val="18"/>
           <w:szCs w:val="18"/>
-          <w:bdr w:val="none" w:color="auto" w:sz="0" w:space="0"/>
           <w:shd w:val="clear" w:fill="F8F8F8"/>
         </w:rPr>
         <w:t> target, </w:t>
@@ -4695,7 +4561,6 @@
           <w:spacing w:val="0"/>
           <w:sz w:val="18"/>
           <w:szCs w:val="18"/>
-          <w:bdr w:val="none" w:color="auto" w:sz="0" w:space="0"/>
           <w:shd w:val="clear" w:fill="F8F8F8"/>
         </w:rPr>
         <w:t>float</w:t>
@@ -4710,7 +4575,6 @@
           <w:spacing w:val="0"/>
           <w:sz w:val="18"/>
           <w:szCs w:val="18"/>
-          <w:bdr w:val="none" w:color="auto" w:sz="0" w:space="0"/>
           <w:shd w:val="clear" w:fill="F8F8F8"/>
         </w:rPr>
         <w:t> speed_of_yuntai)  </w:t>
@@ -4746,7 +4610,6 @@
           <w:spacing w:val="0"/>
           <w:sz w:val="18"/>
           <w:szCs w:val="18"/>
-          <w:bdr w:val="none" w:color="auto" w:sz="0" w:space="0"/>
           <w:shd w:val="clear" w:fill="FFFFFF"/>
         </w:rPr>
         <w:t>{     </w:t>
@@ -4785,7 +4648,6 @@
           <w:spacing w:val="0"/>
           <w:sz w:val="18"/>
           <w:szCs w:val="18"/>
-          <w:bdr w:val="none" w:color="auto" w:sz="0" w:space="0"/>
           <w:shd w:val="clear" w:fill="F8F8F8"/>
         </w:rPr>
         <w:t>    accel1 = 240;  </w:t>
@@ -4821,7 +4683,6 @@
           <w:spacing w:val="0"/>
           <w:sz w:val="18"/>
           <w:szCs w:val="18"/>
-          <w:bdr w:val="none" w:color="auto" w:sz="0" w:space="0"/>
           <w:shd w:val="clear" w:fill="FFFFFF"/>
         </w:rPr>
         <w:t>    accel = 230;  </w:t>
@@ -4860,7 +4721,6 @@
           <w:spacing w:val="0"/>
           <w:sz w:val="18"/>
           <w:szCs w:val="18"/>
-          <w:bdr w:val="none" w:color="auto" w:sz="0" w:space="0"/>
           <w:shd w:val="clear" w:fill="F8F8F8"/>
         </w:rPr>
         <w:t>    speed1 = 2000;  </w:t>
@@ -4896,7 +4756,6 @@
           <w:spacing w:val="0"/>
           <w:sz w:val="18"/>
           <w:szCs w:val="18"/>
-          <w:bdr w:val="none" w:color="auto" w:sz="0" w:space="0"/>
           <w:shd w:val="clear" w:fill="FFFFFF"/>
         </w:rPr>
         <w:t>    </w:t>
@@ -4913,7 +4772,6 @@
           <w:spacing w:val="0"/>
           <w:sz w:val="18"/>
           <w:szCs w:val="18"/>
-          <w:bdr w:val="none" w:color="auto" w:sz="0" w:space="0"/>
           <w:shd w:val="clear" w:fill="FFFFFF"/>
         </w:rPr>
         <w:t>double</w:t>
@@ -4928,7 +4786,6 @@
           <w:spacing w:val="0"/>
           <w:sz w:val="18"/>
           <w:szCs w:val="18"/>
-          <w:bdr w:val="none" w:color="auto" w:sz="0" w:space="0"/>
           <w:shd w:val="clear" w:fill="FFFFFF"/>
         </w:rPr>
         <w:t> time1 = pingtui_control(target_pos,speed,accel);  </w:t>
@@ -4967,7 +4824,6 @@
           <w:spacing w:val="0"/>
           <w:sz w:val="18"/>
           <w:szCs w:val="18"/>
-          <w:bdr w:val="none" w:color="auto" w:sz="0" w:space="0"/>
           <w:shd w:val="clear" w:fill="F8F8F8"/>
         </w:rPr>
         <w:t>    </w:t>
@@ -4984,7 +4840,6 @@
           <w:spacing w:val="0"/>
           <w:sz w:val="18"/>
           <w:szCs w:val="18"/>
-          <w:bdr w:val="none" w:color="auto" w:sz="0" w:space="0"/>
           <w:shd w:val="clear" w:fill="F8F8F8"/>
         </w:rPr>
         <w:t>double</w:t>
@@ -4999,7 +4854,6 @@
           <w:spacing w:val="0"/>
           <w:sz w:val="18"/>
           <w:szCs w:val="18"/>
-          <w:bdr w:val="none" w:color="auto" w:sz="0" w:space="0"/>
           <w:shd w:val="clear" w:fill="F8F8F8"/>
         </w:rPr>
         <w:t> time2 = shengjiang_control(target_pos1,speed1,accel1);  </w:t>
@@ -5035,7 +4889,6 @@
           <w:spacing w:val="0"/>
           <w:sz w:val="18"/>
           <w:szCs w:val="18"/>
-          <w:bdr w:val="none" w:color="auto" w:sz="0" w:space="0"/>
           <w:shd w:val="clear" w:fill="FFFFFF"/>
         </w:rPr>
         <w:t>    </w:t>
@@ -5052,7 +4905,6 @@
           <w:spacing w:val="0"/>
           <w:sz w:val="18"/>
           <w:szCs w:val="18"/>
-          <w:bdr w:val="none" w:color="auto" w:sz="0" w:space="0"/>
           <w:shd w:val="clear" w:fill="FFFFFF"/>
         </w:rPr>
         <w:t>double</w:t>
@@ -5067,7 +4919,6 @@
           <w:spacing w:val="0"/>
           <w:sz w:val="18"/>
           <w:szCs w:val="18"/>
-          <w:bdr w:val="none" w:color="auto" w:sz="0" w:space="0"/>
           <w:shd w:val="clear" w:fill="FFFFFF"/>
         </w:rPr>
         <w:t> time;  </w:t>
@@ -5106,7 +4957,6 @@
           <w:spacing w:val="0"/>
           <w:sz w:val="18"/>
           <w:szCs w:val="18"/>
-          <w:bdr w:val="none" w:color="auto" w:sz="0" w:space="0"/>
           <w:shd w:val="clear" w:fill="F8F8F8"/>
         </w:rPr>
         <w:t>    </w:t>
@@ -5123,7 +4973,6 @@
           <w:spacing w:val="0"/>
           <w:sz w:val="18"/>
           <w:szCs w:val="18"/>
-          <w:bdr w:val="none" w:color="auto" w:sz="0" w:space="0"/>
           <w:shd w:val="clear" w:fill="F8F8F8"/>
         </w:rPr>
         <w:t>if</w:t>
@@ -5138,7 +4987,6 @@
           <w:spacing w:val="0"/>
           <w:sz w:val="18"/>
           <w:szCs w:val="18"/>
-          <w:bdr w:val="none" w:color="auto" w:sz="0" w:space="0"/>
           <w:shd w:val="clear" w:fill="F8F8F8"/>
         </w:rPr>
         <w:t>(fabs(target - yuantai.current_angle) &lt;= 28){  </w:t>
@@ -5174,7 +5022,6 @@
           <w:spacing w:val="0"/>
           <w:sz w:val="18"/>
           <w:szCs w:val="18"/>
-          <w:bdr w:val="none" w:color="auto" w:sz="0" w:space="0"/>
           <w:shd w:val="clear" w:fill="FFFFFF"/>
         </w:rPr>
         <w:t>        time = 120 * fabs(target - yuantai.current_angle)/13.0f;  </w:t>
@@ -5213,7 +5060,6 @@
           <w:spacing w:val="0"/>
           <w:sz w:val="18"/>
           <w:szCs w:val="18"/>
-          <w:bdr w:val="none" w:color="auto" w:sz="0" w:space="0"/>
           <w:shd w:val="clear" w:fill="F8F8F8"/>
         </w:rPr>
         <w:t>    }</w:t>
@@ -5230,7 +5076,6 @@
           <w:spacing w:val="0"/>
           <w:sz w:val="18"/>
           <w:szCs w:val="18"/>
-          <w:bdr w:val="none" w:color="auto" w:sz="0" w:space="0"/>
           <w:shd w:val="clear" w:fill="F8F8F8"/>
         </w:rPr>
         <w:t>else</w:t>
@@ -5245,7 +5090,6 @@
           <w:spacing w:val="0"/>
           <w:sz w:val="18"/>
           <w:szCs w:val="18"/>
-          <w:bdr w:val="none" w:color="auto" w:sz="0" w:space="0"/>
           <w:shd w:val="clear" w:fill="F8F8F8"/>
         </w:rPr>
         <w:t> </w:t>
@@ -5262,7 +5106,6 @@
           <w:spacing w:val="0"/>
           <w:sz w:val="18"/>
           <w:szCs w:val="18"/>
-          <w:bdr w:val="none" w:color="auto" w:sz="0" w:space="0"/>
           <w:shd w:val="clear" w:fill="F8F8F8"/>
         </w:rPr>
         <w:t>if</w:t>
@@ -5277,7 +5120,6 @@
           <w:spacing w:val="0"/>
           <w:sz w:val="18"/>
           <w:szCs w:val="18"/>
-          <w:bdr w:val="none" w:color="auto" w:sz="0" w:space="0"/>
           <w:shd w:val="clear" w:fill="F8F8F8"/>
         </w:rPr>
         <w:t>(fabs(target - yuantai.current_angle) &lt;= 50){  </w:t>
@@ -5313,7 +5155,6 @@
           <w:spacing w:val="0"/>
           <w:sz w:val="18"/>
           <w:szCs w:val="18"/>
-          <w:bdr w:val="none" w:color="auto" w:sz="0" w:space="0"/>
           <w:shd w:val="clear" w:fill="FFFFFF"/>
         </w:rPr>
         <w:t>        time = 100 * fabs(target - yuantai.current_angle)/13.0f;  </w:t>
@@ -5352,7 +5193,6 @@
           <w:spacing w:val="0"/>
           <w:sz w:val="18"/>
           <w:szCs w:val="18"/>
-          <w:bdr w:val="none" w:color="auto" w:sz="0" w:space="0"/>
           <w:shd w:val="clear" w:fill="F8F8F8"/>
         </w:rPr>
         <w:t>    }</w:t>
@@ -5369,7 +5209,6 @@
           <w:spacing w:val="0"/>
           <w:sz w:val="18"/>
           <w:szCs w:val="18"/>
-          <w:bdr w:val="none" w:color="auto" w:sz="0" w:space="0"/>
           <w:shd w:val="clear" w:fill="F8F8F8"/>
         </w:rPr>
         <w:t>else</w:t>
@@ -5384,7 +5223,6 @@
           <w:spacing w:val="0"/>
           <w:sz w:val="18"/>
           <w:szCs w:val="18"/>
-          <w:bdr w:val="none" w:color="auto" w:sz="0" w:space="0"/>
           <w:shd w:val="clear" w:fill="F8F8F8"/>
         </w:rPr>
         <w:t> </w:t>
@@ -5401,7 +5239,6 @@
           <w:spacing w:val="0"/>
           <w:sz w:val="18"/>
           <w:szCs w:val="18"/>
-          <w:bdr w:val="none" w:color="auto" w:sz="0" w:space="0"/>
           <w:shd w:val="clear" w:fill="F8F8F8"/>
         </w:rPr>
         <w:t>if</w:t>
@@ -5416,7 +5253,6 @@
           <w:spacing w:val="0"/>
           <w:sz w:val="18"/>
           <w:szCs w:val="18"/>
-          <w:bdr w:val="none" w:color="auto" w:sz="0" w:space="0"/>
           <w:shd w:val="clear" w:fill="F8F8F8"/>
         </w:rPr>
         <w:t>(fabs(target - yuantai.current_angle) &lt;= 100){  </w:t>
@@ -5452,7 +5288,6 @@
           <w:spacing w:val="0"/>
           <w:sz w:val="18"/>
           <w:szCs w:val="18"/>
-          <w:bdr w:val="none" w:color="auto" w:sz="0" w:space="0"/>
           <w:shd w:val="clear" w:fill="FFFFFF"/>
         </w:rPr>
         <w:t>        time = 85 * fabs(target - yuantai.current_angle)/13.0f;  </w:t>
@@ -5491,7 +5326,6 @@
           <w:spacing w:val="0"/>
           <w:sz w:val="18"/>
           <w:szCs w:val="18"/>
-          <w:bdr w:val="none" w:color="auto" w:sz="0" w:space="0"/>
           <w:shd w:val="clear" w:fill="F8F8F8"/>
         </w:rPr>
         <w:t>    }</w:t>
@@ -5508,7 +5342,6 @@
           <w:spacing w:val="0"/>
           <w:sz w:val="18"/>
           <w:szCs w:val="18"/>
-          <w:bdr w:val="none" w:color="auto" w:sz="0" w:space="0"/>
           <w:shd w:val="clear" w:fill="F8F8F8"/>
         </w:rPr>
         <w:t>else</w:t>
@@ -5523,7 +5356,6 @@
           <w:spacing w:val="0"/>
           <w:sz w:val="18"/>
           <w:szCs w:val="18"/>
-          <w:bdr w:val="none" w:color="auto" w:sz="0" w:space="0"/>
           <w:shd w:val="clear" w:fill="F8F8F8"/>
         </w:rPr>
         <w:t> </w:t>
@@ -5540,7 +5372,6 @@
           <w:spacing w:val="0"/>
           <w:sz w:val="18"/>
           <w:szCs w:val="18"/>
-          <w:bdr w:val="none" w:color="auto" w:sz="0" w:space="0"/>
           <w:shd w:val="clear" w:fill="F8F8F8"/>
         </w:rPr>
         <w:t>if</w:t>
@@ -5555,7 +5386,6 @@
           <w:spacing w:val="0"/>
           <w:sz w:val="18"/>
           <w:szCs w:val="18"/>
-          <w:bdr w:val="none" w:color="auto" w:sz="0" w:space="0"/>
           <w:shd w:val="clear" w:fill="F8F8F8"/>
         </w:rPr>
         <w:t>(fabs(target - yuantai.current_angle) &lt;= 150){  </w:t>
@@ -5591,7 +5421,6 @@
           <w:spacing w:val="0"/>
           <w:sz w:val="18"/>
           <w:szCs w:val="18"/>
-          <w:bdr w:val="none" w:color="auto" w:sz="0" w:space="0"/>
           <w:shd w:val="clear" w:fill="FFFFFF"/>
         </w:rPr>
         <w:t>        time = 70 * fabs(target - yuantai.current_angle)/13.0f;  </w:t>
@@ -5630,7 +5459,6 @@
           <w:spacing w:val="0"/>
           <w:sz w:val="18"/>
           <w:szCs w:val="18"/>
-          <w:bdr w:val="none" w:color="auto" w:sz="0" w:space="0"/>
           <w:shd w:val="clear" w:fill="F8F8F8"/>
         </w:rPr>
         <w:t>    }</w:t>
@@ -5647,7 +5475,6 @@
           <w:spacing w:val="0"/>
           <w:sz w:val="18"/>
           <w:szCs w:val="18"/>
-          <w:bdr w:val="none" w:color="auto" w:sz="0" w:space="0"/>
           <w:shd w:val="clear" w:fill="F8F8F8"/>
         </w:rPr>
         <w:t>else</w:t>
@@ -5662,7 +5489,6 @@
           <w:spacing w:val="0"/>
           <w:sz w:val="18"/>
           <w:szCs w:val="18"/>
-          <w:bdr w:val="none" w:color="auto" w:sz="0" w:space="0"/>
           <w:shd w:val="clear" w:fill="F8F8F8"/>
         </w:rPr>
         <w:t> </w:t>
@@ -5679,7 +5505,6 @@
           <w:spacing w:val="0"/>
           <w:sz w:val="18"/>
           <w:szCs w:val="18"/>
-          <w:bdr w:val="none" w:color="auto" w:sz="0" w:space="0"/>
           <w:shd w:val="clear" w:fill="F8F8F8"/>
         </w:rPr>
         <w:t>if</w:t>
@@ -5694,7 +5519,6 @@
           <w:spacing w:val="0"/>
           <w:sz w:val="18"/>
           <w:szCs w:val="18"/>
-          <w:bdr w:val="none" w:color="auto" w:sz="0" w:space="0"/>
           <w:shd w:val="clear" w:fill="F8F8F8"/>
         </w:rPr>
         <w:t>(fabs(target - yuantai.current_angle) &lt;= 250){  </w:t>
@@ -5730,7 +5554,6 @@
           <w:spacing w:val="0"/>
           <w:sz w:val="18"/>
           <w:szCs w:val="18"/>
-          <w:bdr w:val="none" w:color="auto" w:sz="0" w:space="0"/>
           <w:shd w:val="clear" w:fill="FFFFFF"/>
         </w:rPr>
         <w:t>        time = 60 * fabs(target - yuantai.current_angle)/13.0f;  </w:t>
@@ -5769,7 +5592,6 @@
           <w:spacing w:val="0"/>
           <w:sz w:val="18"/>
           <w:szCs w:val="18"/>
-          <w:bdr w:val="none" w:color="auto" w:sz="0" w:space="0"/>
           <w:shd w:val="clear" w:fill="F8F8F8"/>
         </w:rPr>
         <w:t>    }</w:t>
@@ -5786,7 +5608,6 @@
           <w:spacing w:val="0"/>
           <w:sz w:val="18"/>
           <w:szCs w:val="18"/>
-          <w:bdr w:val="none" w:color="auto" w:sz="0" w:space="0"/>
           <w:shd w:val="clear" w:fill="F8F8F8"/>
         </w:rPr>
         <w:t>else</w:t>
@@ -5801,7 +5622,6 @@
           <w:spacing w:val="0"/>
           <w:sz w:val="18"/>
           <w:szCs w:val="18"/>
-          <w:bdr w:val="none" w:color="auto" w:sz="0" w:space="0"/>
           <w:shd w:val="clear" w:fill="F8F8F8"/>
         </w:rPr>
         <w:t>{  </w:t>
@@ -5837,7 +5657,6 @@
           <w:spacing w:val="0"/>
           <w:sz w:val="18"/>
           <w:szCs w:val="18"/>
-          <w:bdr w:val="none" w:color="auto" w:sz="0" w:space="0"/>
           <w:shd w:val="clear" w:fill="FFFFFF"/>
         </w:rPr>
         <w:t>        time = 50 * fabs(target - yuantai.current_angle)/13.0f;  </w:t>
@@ -5876,7 +5695,6 @@
           <w:spacing w:val="0"/>
           <w:sz w:val="18"/>
           <w:szCs w:val="18"/>
-          <w:bdr w:val="none" w:color="auto" w:sz="0" w:space="0"/>
           <w:shd w:val="clear" w:fill="F8F8F8"/>
         </w:rPr>
         <w:t>    }  </w:t>
@@ -5912,7 +5730,6 @@
           <w:spacing w:val="0"/>
           <w:sz w:val="18"/>
           <w:szCs w:val="18"/>
-          <w:bdr w:val="none" w:color="auto" w:sz="0" w:space="0"/>
           <w:shd w:val="clear" w:fill="FFFFFF"/>
         </w:rPr>
         <w:t>    set_yuantai_Angle(target,time);  </w:t>
@@ -5951,7 +5768,6 @@
           <w:spacing w:val="0"/>
           <w:sz w:val="18"/>
           <w:szCs w:val="18"/>
-          <w:bdr w:val="none" w:color="auto" w:sz="0" w:space="0"/>
           <w:shd w:val="clear" w:fill="F8F8F8"/>
         </w:rPr>
         <w:t>    </w:t>
@@ -5968,7 +5784,6 @@
           <w:spacing w:val="0"/>
           <w:sz w:val="18"/>
           <w:szCs w:val="18"/>
-          <w:bdr w:val="none" w:color="auto" w:sz="0" w:space="0"/>
           <w:shd w:val="clear" w:fill="F8F8F8"/>
         </w:rPr>
         <w:t>double</w:t>
@@ -5983,7 +5798,6 @@
           <w:spacing w:val="0"/>
           <w:sz w:val="18"/>
           <w:szCs w:val="18"/>
-          <w:bdr w:val="none" w:color="auto" w:sz="0" w:space="0"/>
           <w:shd w:val="clear" w:fill="F8F8F8"/>
         </w:rPr>
         <w:t> max = fmax(time, fmax(time1, time2));  </w:t>
@@ -6019,7 +5833,6 @@
           <w:spacing w:val="0"/>
           <w:sz w:val="18"/>
           <w:szCs w:val="18"/>
-          <w:bdr w:val="none" w:color="auto" w:sz="0" w:space="0"/>
           <w:shd w:val="clear" w:fill="FFFFFF"/>
         </w:rPr>
         <w:t>    delay_ms1((</w:t>
@@ -6036,7 +5849,6 @@
           <w:spacing w:val="0"/>
           <w:sz w:val="18"/>
           <w:szCs w:val="18"/>
-          <w:bdr w:val="none" w:color="auto" w:sz="0" w:space="0"/>
           <w:shd w:val="clear" w:fill="FFFFFF"/>
         </w:rPr>
         <w:t>int</w:t>
@@ -6051,7 +5863,6 @@
           <w:spacing w:val="0"/>
           <w:sz w:val="18"/>
           <w:szCs w:val="18"/>
-          <w:bdr w:val="none" w:color="auto" w:sz="0" w:space="0"/>
           <w:shd w:val="clear" w:fill="FFFFFF"/>
         </w:rPr>
         <w:t>)max);  </w:t>
@@ -6090,7 +5901,6 @@
           <w:spacing w:val="0"/>
           <w:sz w:val="18"/>
           <w:szCs w:val="18"/>
-          <w:bdr w:val="none" w:color="auto" w:sz="0" w:space="0"/>
           <w:shd w:val="clear" w:fill="F8F8F8"/>
         </w:rPr>
         <w:t>    </w:t>
@@ -6107,7 +5917,6 @@
           <w:spacing w:val="0"/>
           <w:sz w:val="18"/>
           <w:szCs w:val="18"/>
-          <w:bdr w:val="none" w:color="auto" w:sz="0" w:space="0"/>
           <w:shd w:val="clear" w:fill="F8F8F8"/>
         </w:rPr>
         <w:t>return</w:t>
@@ -6122,7 +5931,6 @@
           <w:spacing w:val="0"/>
           <w:sz w:val="18"/>
           <w:szCs w:val="18"/>
-          <w:bdr w:val="none" w:color="auto" w:sz="0" w:space="0"/>
           <w:shd w:val="clear" w:fill="F8F8F8"/>
         </w:rPr>
         <w:t> (</w:t>
@@ -6139,7 +5947,6 @@
           <w:spacing w:val="0"/>
           <w:sz w:val="18"/>
           <w:szCs w:val="18"/>
-          <w:bdr w:val="none" w:color="auto" w:sz="0" w:space="0"/>
           <w:shd w:val="clear" w:fill="F8F8F8"/>
         </w:rPr>
         <w:t>int</w:t>
@@ -6154,7 +5961,6 @@
           <w:spacing w:val="0"/>
           <w:sz w:val="18"/>
           <w:szCs w:val="18"/>
-          <w:bdr w:val="none" w:color="auto" w:sz="0" w:space="0"/>
           <w:shd w:val="clear" w:fill="F8F8F8"/>
         </w:rPr>
         <w:t>)max;  </w:t>
@@ -6190,7 +5996,6 @@
           <w:spacing w:val="0"/>
           <w:sz w:val="18"/>
           <w:szCs w:val="18"/>
-          <w:bdr w:val="none" w:color="auto" w:sz="0" w:space="0"/>
           <w:shd w:val="clear" w:fill="FFFFFF"/>
         </w:rPr>
         <w:t>}  </w:t>
@@ -6444,7 +6249,6 @@
           <w:spacing w:val="0"/>
           <w:sz w:val="18"/>
           <w:szCs w:val="18"/>
-          <w:bdr w:val="none" w:color="auto" w:sz="0" w:space="0"/>
           <w:shd w:val="clear" w:fill="FFFFFF"/>
         </w:rPr>
         <w:t>3：  </w:t>
@@ -6494,7 +6298,6 @@
           <w:spacing w:val="0"/>
           <w:sz w:val="18"/>
           <w:szCs w:val="18"/>
-          <w:bdr w:val="none" w:color="auto" w:sz="0" w:space="0"/>
           <w:shd w:val="clear" w:fill="F8F8F8"/>
         </w:rPr>
         <w:t>\u53d1\u9001: b</w:t>
@@ -6509,7 +6312,6 @@
           <w:spacing w:val="0"/>
           <w:sz w:val="18"/>
           <w:szCs w:val="18"/>
-          <w:bdr w:val="none" w:color="auto" w:sz="0" w:space="0"/>
           <w:shd w:val="clear" w:fill="F8F8F8"/>
         </w:rPr>
         <w:t>'\xff030102523\xfe'</w:t>
@@ -6524,7 +6326,6 @@
           <w:spacing w:val="0"/>
           <w:sz w:val="18"/>
           <w:szCs w:val="18"/>
-          <w:bdr w:val="none" w:color="auto" w:sz="0" w:space="0"/>
           <w:shd w:val="clear" w:fill="F8F8F8"/>
         </w:rPr>
         <w:t> </w:t>
@@ -6539,7 +6340,6 @@
           <w:spacing w:val="0"/>
           <w:sz w:val="18"/>
           <w:szCs w:val="18"/>
-          <w:bdr w:val="none" w:color="auto" w:sz="0" w:space="0"/>
           <w:shd w:val="clear" w:fill="F8F8F8"/>
           <w:lang w:val="en-US" w:eastAsia="zh-CN"/>
         </w:rPr>
@@ -6555,7 +6355,6 @@
           <w:spacing w:val="0"/>
           <w:sz w:val="18"/>
           <w:szCs w:val="18"/>
-          <w:bdr w:val="none" w:color="auto" w:sz="0" w:space="0"/>
           <w:shd w:val="clear" w:fill="F8F8F8"/>
         </w:rPr>
         <w:t> </w:t>
@@ -6602,7 +6401,6 @@
           <w:spacing w:val="0"/>
           <w:sz w:val="18"/>
           <w:szCs w:val="18"/>
-          <w:bdr w:val="none" w:color="auto" w:sz="0" w:space="0"/>
           <w:shd w:val="clear" w:fill="FFFFFF"/>
         </w:rPr>
         <w:t>1：  </w:t>
@@ -6652,7 +6450,6 @@
           <w:spacing w:val="0"/>
           <w:sz w:val="18"/>
           <w:szCs w:val="18"/>
-          <w:bdr w:val="none" w:color="auto" w:sz="0" w:space="0"/>
           <w:shd w:val="clear" w:fill="F8F8F8"/>
         </w:rPr>
         <w:t>\u53d1\u9001: b</w:t>
@@ -6667,7 +6464,6 @@
           <w:spacing w:val="0"/>
           <w:sz w:val="18"/>
           <w:szCs w:val="18"/>
-          <w:bdr w:val="none" w:color="auto" w:sz="0" w:space="0"/>
           <w:shd w:val="clear" w:fill="F8F8F8"/>
         </w:rPr>
         <w:t>'\xff030402361\xfe'</w:t>
@@ -6682,7 +6478,6 @@
           <w:spacing w:val="0"/>
           <w:sz w:val="18"/>
           <w:szCs w:val="18"/>
-          <w:bdr w:val="none" w:color="auto" w:sz="0" w:space="0"/>
           <w:shd w:val="clear" w:fill="F8F8F8"/>
         </w:rPr>
         <w:t> </w:t>
@@ -6747,7 +6542,6 @@
           <w:spacing w:val="0"/>
           <w:sz w:val="18"/>
           <w:szCs w:val="18"/>
-          <w:bdr w:val="none" w:color="auto" w:sz="0" w:space="0"/>
           <w:shd w:val="clear" w:fill="FFFFFF"/>
         </w:rPr>
         <w:t>2：  </w:t>
@@ -6786,7 +6580,6 @@
           <w:spacing w:val="0"/>
           <w:sz w:val="18"/>
           <w:szCs w:val="18"/>
-          <w:bdr w:val="none" w:color="auto" w:sz="0" w:space="0"/>
           <w:shd w:val="clear" w:fill="F8F8F8"/>
         </w:rPr>
         <w:t>\u53d1\u9001: b</w:t>
@@ -6801,7 +6594,6 @@
           <w:spacing w:val="0"/>
           <w:sz w:val="18"/>
           <w:szCs w:val="18"/>
-          <w:bdr w:val="none" w:color="auto" w:sz="0" w:space="0"/>
           <w:shd w:val="clear" w:fill="F8F8F8"/>
         </w:rPr>
         <w:t>'\xff030402392\xfe'</w:t>
@@ -6816,7 +6608,6 @@
           <w:spacing w:val="0"/>
           <w:sz w:val="18"/>
           <w:szCs w:val="18"/>
-          <w:bdr w:val="none" w:color="auto" w:sz="0" w:space="0"/>
           <w:shd w:val="clear" w:fill="F8F8F8"/>
         </w:rPr>
         <w:t> </w:t>
@@ -6973,7 +6764,6 @@
           <w:spacing w:val="0"/>
           <w:sz w:val="18"/>
           <w:szCs w:val="18"/>
-          <w:bdr w:val="none" w:color="auto" w:sz="0" w:space="0"/>
           <w:shd w:val="clear" w:fill="FFFFFF"/>
         </w:rPr>
         <w:t>void</w:t>
@@ -6988,7 +6778,6 @@
           <w:spacing w:val="0"/>
           <w:sz w:val="18"/>
           <w:szCs w:val="18"/>
-          <w:bdr w:val="none" w:color="auto" w:sz="0" w:space="0"/>
           <w:shd w:val="clear" w:fill="FFFFFF"/>
         </w:rPr>
         <w:t> transfer_position_wukuai(uint8_t task_choose,</w:t>
@@ -7005,7 +6794,6 @@
           <w:spacing w:val="0"/>
           <w:sz w:val="18"/>
           <w:szCs w:val="18"/>
-          <w:bdr w:val="none" w:color="auto" w:sz="0" w:space="0"/>
           <w:shd w:val="clear" w:fill="FFFFFF"/>
         </w:rPr>
         <w:t>float</w:t>
@@ -7020,7 +6808,6 @@
           <w:spacing w:val="0"/>
           <w:sz w:val="18"/>
           <w:szCs w:val="18"/>
-          <w:bdr w:val="none" w:color="auto" w:sz="0" w:space="0"/>
           <w:shd w:val="clear" w:fill="FFFFFF"/>
         </w:rPr>
         <w:t> distance,uint8_t color)  </w:t>
@@ -7059,7 +6846,6 @@
           <w:spacing w:val="0"/>
           <w:sz w:val="18"/>
           <w:szCs w:val="18"/>
-          <w:bdr w:val="none" w:color="auto" w:sz="0" w:space="0"/>
           <w:shd w:val="clear" w:fill="F8F8F8"/>
         </w:rPr>
         <w:t>{  </w:t>
@@ -7095,7 +6881,6 @@
           <w:spacing w:val="0"/>
           <w:sz w:val="18"/>
           <w:szCs w:val="18"/>
-          <w:bdr w:val="none" w:color="auto" w:sz="0" w:space="0"/>
           <w:shd w:val="clear" w:fill="FFFFFF"/>
         </w:rPr>
         <w:t>    x_origin = (Serial_RxPacket[0]-0x30)*1000+(Serial_RxPacket[1]-0x30)*100+(Serial_RxPacket[2]-0x30)*10+(Serial_RxPacket[3]-0x30);  </w:t>
@@ -7134,7 +6919,6 @@
           <w:spacing w:val="0"/>
           <w:sz w:val="18"/>
           <w:szCs w:val="18"/>
-          <w:bdr w:val="none" w:color="auto" w:sz="0" w:space="0"/>
           <w:shd w:val="clear" w:fill="F8F8F8"/>
         </w:rPr>
         <w:t>    y_origin = (Serial_RxPacket[4]-0x30)*1000+(Serial_RxPacket[5]-0x30)*100+(Serial_RxPacket[6]-0x30)*10+(Serial_RxPacket[7]-0x30);  </w:t>
@@ -7170,7 +6954,6 @@
           <w:spacing w:val="0"/>
           <w:sz w:val="18"/>
           <w:szCs w:val="18"/>
-          <w:bdr w:val="none" w:color="auto" w:sz="0" w:space="0"/>
           <w:shd w:val="clear" w:fill="FFFFFF"/>
         </w:rPr>
         <w:t>    </w:t>
@@ -7187,7 +6970,6 @@
           <w:spacing w:val="0"/>
           <w:sz w:val="18"/>
           <w:szCs w:val="18"/>
-          <w:bdr w:val="none" w:color="auto" w:sz="0" w:space="0"/>
           <w:shd w:val="clear" w:fill="FFFFFF"/>
         </w:rPr>
         <w:t>float</w:t>
@@ -7202,7 +6984,6 @@
           <w:spacing w:val="0"/>
           <w:sz w:val="18"/>
           <w:szCs w:val="18"/>
-          <w:bdr w:val="none" w:color="auto" w:sz="0" w:space="0"/>
           <w:shd w:val="clear" w:fill="FFFFFF"/>
         </w:rPr>
         <w:t> bilichi = 0;  </w:t>
@@ -7241,7 +7022,6 @@
           <w:spacing w:val="0"/>
           <w:sz w:val="18"/>
           <w:szCs w:val="18"/>
-          <w:bdr w:val="none" w:color="auto" w:sz="0" w:space="0"/>
           <w:shd w:val="clear" w:fill="F8F8F8"/>
         </w:rPr>
         <w:t>    </w:t>
@@ -7258,7 +7038,6 @@
           <w:spacing w:val="0"/>
           <w:sz w:val="18"/>
           <w:szCs w:val="18"/>
-          <w:bdr w:val="none" w:color="auto" w:sz="0" w:space="0"/>
           <w:shd w:val="clear" w:fill="F8F8F8"/>
         </w:rPr>
         <w:t>if</w:t>
@@ -7273,7 +7052,6 @@
           <w:spacing w:val="0"/>
           <w:sz w:val="18"/>
           <w:szCs w:val="18"/>
-          <w:bdr w:val="none" w:color="auto" w:sz="0" w:space="0"/>
           <w:shd w:val="clear" w:fill="F8F8F8"/>
         </w:rPr>
         <w:t>(task_choose == 0x01){  </w:t>
@@ -7309,7 +7087,6 @@
           <w:spacing w:val="0"/>
           <w:sz w:val="18"/>
           <w:szCs w:val="18"/>
-          <w:bdr w:val="none" w:color="auto" w:sz="0" w:space="0"/>
           <w:shd w:val="clear" w:fill="FFFFFF"/>
         </w:rPr>
         <w:t>        bilichi = -0.0035f*(distance+80.0f) + 1.1967f;  </w:t>
@@ -7348,7 +7125,6 @@
           <w:spacing w:val="0"/>
           <w:sz w:val="18"/>
           <w:szCs w:val="18"/>
-          <w:bdr w:val="none" w:color="auto" w:sz="0" w:space="0"/>
           <w:shd w:val="clear" w:fill="F8F8F8"/>
         </w:rPr>
         <w:t>        x_origin = x_origin - 322;  </w:t>
@@ -7384,7 +7160,6 @@
           <w:spacing w:val="0"/>
           <w:sz w:val="18"/>
           <w:szCs w:val="18"/>
-          <w:bdr w:val="none" w:color="auto" w:sz="0" w:space="0"/>
           <w:shd w:val="clear" w:fill="FFFFFF"/>
         </w:rPr>
         <w:t>        y_origin = y_origin - 165;  </w:t>
@@ -7423,7 +7198,6 @@
           <w:spacing w:val="0"/>
           <w:sz w:val="18"/>
           <w:szCs w:val="18"/>
-          <w:bdr w:val="none" w:color="auto" w:sz="0" w:space="0"/>
           <w:shd w:val="clear" w:fill="F8F8F8"/>
         </w:rPr>
         <w:t>    }</w:t>
@@ -7440,7 +7214,6 @@
           <w:spacing w:val="0"/>
           <w:sz w:val="18"/>
           <w:szCs w:val="18"/>
-          <w:bdr w:val="none" w:color="auto" w:sz="0" w:space="0"/>
           <w:shd w:val="clear" w:fill="F8F8F8"/>
         </w:rPr>
         <w:t>else</w:t>
@@ -7455,7 +7228,6 @@
           <w:spacing w:val="0"/>
           <w:sz w:val="18"/>
           <w:szCs w:val="18"/>
-          <w:bdr w:val="none" w:color="auto" w:sz="0" w:space="0"/>
           <w:shd w:val="clear" w:fill="F8F8F8"/>
         </w:rPr>
         <w:t> </w:t>
@@ -7472,7 +7244,6 @@
           <w:spacing w:val="0"/>
           <w:sz w:val="18"/>
           <w:szCs w:val="18"/>
-          <w:bdr w:val="none" w:color="auto" w:sz="0" w:space="0"/>
           <w:shd w:val="clear" w:fill="F8F8F8"/>
         </w:rPr>
         <w:t>if</w:t>
@@ -7487,7 +7258,6 @@
           <w:spacing w:val="0"/>
           <w:sz w:val="18"/>
           <w:szCs w:val="18"/>
-          <w:bdr w:val="none" w:color="auto" w:sz="0" w:space="0"/>
           <w:shd w:val="clear" w:fill="F8F8F8"/>
         </w:rPr>
         <w:t>(task_choose == 0x02){  </w:t>
@@ -7523,7 +7293,6 @@
           <w:spacing w:val="0"/>
           <w:sz w:val="18"/>
           <w:szCs w:val="18"/>
-          <w:bdr w:val="none" w:color="auto" w:sz="0" w:space="0"/>
           <w:shd w:val="clear" w:fill="FFFFFF"/>
         </w:rPr>
         <w:t>        bilichi = -0.0033f*(distance) + 1.1655f;  </w:t>
@@ -7562,7 +7331,6 @@
           <w:spacing w:val="0"/>
           <w:sz w:val="18"/>
           <w:szCs w:val="18"/>
-          <w:bdr w:val="none" w:color="auto" w:sz="0" w:space="0"/>
           <w:shd w:val="clear" w:fill="F8F8F8"/>
         </w:rPr>
         <w:t>        x_origin = x_origin - 314;  </w:t>
@@ -7598,7 +7366,6 @@
           <w:spacing w:val="0"/>
           <w:sz w:val="18"/>
           <w:szCs w:val="18"/>
-          <w:bdr w:val="none" w:color="auto" w:sz="0" w:space="0"/>
           <w:shd w:val="clear" w:fill="FFFFFF"/>
         </w:rPr>
         <w:t>        y_origin = y_origin - 238;  </w:t>
@@ -7637,7 +7404,6 @@
           <w:spacing w:val="0"/>
           <w:sz w:val="18"/>
           <w:szCs w:val="18"/>
-          <w:bdr w:val="none" w:color="auto" w:sz="0" w:space="0"/>
           <w:shd w:val="clear" w:fill="F8F8F8"/>
         </w:rPr>
         <w:t>    } </w:t>
@@ -7781,7 +7547,6 @@
           <w:spacing w:val="0"/>
           <w:sz w:val="18"/>
           <w:szCs w:val="18"/>
-          <w:bdr w:val="none" w:color="auto" w:sz="0" w:space="0"/>
           <w:shd w:val="clear" w:fill="FFFFFF"/>
         </w:rPr>
         <w:t>while</w:t>
@@ -7796,7 +7561,6 @@
           <w:spacing w:val="0"/>
           <w:sz w:val="18"/>
           <w:szCs w:val="18"/>
-          <w:bdr w:val="none" w:color="auto" w:sz="0" w:space="0"/>
           <w:shd w:val="clear" w:fill="FFFFFF"/>
         </w:rPr>
         <w:t>(1){  </w:t>
@@ -7848,7 +7612,6 @@
           <w:spacing w:val="0"/>
           <w:sz w:val="18"/>
           <w:szCs w:val="18"/>
-          <w:bdr w:val="none" w:color="auto" w:sz="0" w:space="0"/>
           <w:shd w:val="clear" w:fill="F8F8F8"/>
         </w:rPr>
         <w:t>    LED_Toggle2();  </w:t>
@@ -7899,7 +7662,6 @@
           <w:spacing w:val="0"/>
           <w:sz w:val="18"/>
           <w:szCs w:val="18"/>
-          <w:bdr w:val="none" w:color="auto" w:sz="0" w:space="0"/>
           <w:shd w:val="clear" w:fill="FFFFFF"/>
         </w:rPr>
         <w:t>    delay_ms1(200);  </w:t>
@@ -7951,7 +7713,6 @@
           <w:spacing w:val="0"/>
           <w:sz w:val="18"/>
           <w:szCs w:val="18"/>
-          <w:bdr w:val="none" w:color="auto" w:sz="0" w:space="0"/>
           <w:shd w:val="clear" w:fill="F8F8F8"/>
         </w:rPr>
         <w:t>    </w:t>
@@ -7968,7 +7729,6 @@
           <w:spacing w:val="0"/>
           <w:sz w:val="18"/>
           <w:szCs w:val="18"/>
-          <w:bdr w:val="none" w:color="auto" w:sz="0" w:space="0"/>
           <w:shd w:val="clear" w:fill="F8F8F8"/>
         </w:rPr>
         <w:t>if</w:t>
@@ -7983,7 +7743,6 @@
           <w:spacing w:val="0"/>
           <w:sz w:val="18"/>
           <w:szCs w:val="18"/>
-          <w:bdr w:val="none" w:color="auto" w:sz="0" w:space="0"/>
           <w:shd w:val="clear" w:fill="F8F8F8"/>
         </w:rPr>
         <w:t>((Serial_RxPacket[0]==0x39) &amp;&amp; (Serial_RxPacket[1]==0x38)){  </w:t>
@@ -8034,7 +7793,6 @@
           <w:spacing w:val="0"/>
           <w:sz w:val="18"/>
           <w:szCs w:val="18"/>
-          <w:bdr w:val="none" w:color="auto" w:sz="0" w:space="0"/>
           <w:shd w:val="clear" w:fill="FFFFFF"/>
         </w:rPr>
         <w:t>        </w:t>
@@ -8051,7 +7809,6 @@
           <w:spacing w:val="0"/>
           <w:sz w:val="18"/>
           <w:szCs w:val="18"/>
-          <w:bdr w:val="none" w:color="auto" w:sz="0" w:space="0"/>
           <w:shd w:val="clear" w:fill="FFFFFF"/>
         </w:rPr>
         <w:t>break</w:t>
@@ -8066,7 +7823,6 @@
           <w:spacing w:val="0"/>
           <w:sz w:val="18"/>
           <w:szCs w:val="18"/>
-          <w:bdr w:val="none" w:color="auto" w:sz="0" w:space="0"/>
           <w:shd w:val="clear" w:fill="FFFFFF"/>
         </w:rPr>
         <w:t>;  </w:t>
@@ -8118,7 +7874,6 @@
           <w:spacing w:val="0"/>
           <w:sz w:val="18"/>
           <w:szCs w:val="18"/>
-          <w:bdr w:val="none" w:color="auto" w:sz="0" w:space="0"/>
           <w:shd w:val="clear" w:fill="F8F8F8"/>
         </w:rPr>
         <w:t>    }  </w:t>
@@ -8169,7 +7924,6 @@
           <w:spacing w:val="0"/>
           <w:sz w:val="18"/>
           <w:szCs w:val="18"/>
-          <w:bdr w:val="none" w:color="auto" w:sz="0" w:space="0"/>
           <w:shd w:val="clear" w:fill="FFFFFF"/>
         </w:rPr>
         <w:t>}  </w:t>
@@ -8221,7 +7975,6 @@
           <w:spacing w:val="0"/>
           <w:sz w:val="18"/>
           <w:szCs w:val="18"/>
-          <w:bdr w:val="none" w:color="auto" w:sz="0" w:space="0"/>
           <w:shd w:val="clear" w:fill="F8F8F8"/>
         </w:rPr>
         <w:t>/**************************指示灯闪烁，可以开始***************************/</w:t>
@@ -8236,7 +7989,6 @@
           <w:spacing w:val="0"/>
           <w:sz w:val="18"/>
           <w:szCs w:val="18"/>
-          <w:bdr w:val="none" w:color="auto" w:sz="0" w:space="0"/>
           <w:shd w:val="clear" w:fill="F8F8F8"/>
         </w:rPr>
         <w:t>/  </w:t>
@@ -8289,7 +8041,6 @@
           <w:spacing w:val="0"/>
           <w:sz w:val="18"/>
           <w:szCs w:val="18"/>
-          <w:bdr w:val="none" w:color="auto" w:sz="0" w:space="0"/>
           <w:shd w:val="clear" w:fill="FFFFFF"/>
         </w:rPr>
         <w:t>while</w:t>
@@ -8304,7 +8055,6 @@
           <w:spacing w:val="0"/>
           <w:sz w:val="18"/>
           <w:szCs w:val="18"/>
-          <w:bdr w:val="none" w:color="auto" w:sz="0" w:space="0"/>
           <w:shd w:val="clear" w:fill="FFFFFF"/>
         </w:rPr>
         <w:t>(swith_out() == 1){          </w:t>
@@ -8356,7 +8106,6 @@
           <w:spacing w:val="0"/>
           <w:sz w:val="18"/>
           <w:szCs w:val="18"/>
-          <w:bdr w:val="none" w:color="auto" w:sz="0" w:space="0"/>
           <w:shd w:val="clear" w:fill="F8F8F8"/>
         </w:rPr>
         <w:t>    LED_Toggle2();  </w:t>
@@ -8407,7 +8156,6 @@
           <w:spacing w:val="0"/>
           <w:sz w:val="18"/>
           <w:szCs w:val="18"/>
-          <w:bdr w:val="none" w:color="auto" w:sz="0" w:space="0"/>
           <w:shd w:val="clear" w:fill="FFFFFF"/>
         </w:rPr>
         <w:t>    delay_ms1(50);  </w:t>
@@ -8459,7 +8207,6 @@
           <w:spacing w:val="0"/>
           <w:sz w:val="18"/>
           <w:szCs w:val="18"/>
-          <w:bdr w:val="none" w:color="auto" w:sz="0" w:space="0"/>
           <w:shd w:val="clear" w:fill="F8F8F8"/>
         </w:rPr>
         <w:t>}</w:t>
@@ -8474,7 +8221,6 @@
           <w:spacing w:val="0"/>
           <w:sz w:val="18"/>
           <w:szCs w:val="18"/>
-          <w:bdr w:val="none" w:color="auto" w:sz="0" w:space="0"/>
           <w:shd w:val="clear" w:fill="F8F8F8"/>
         </w:rPr>
         <w:t>//树莓派已经准备好，按下开关即可启动</w:t>
@@ -8489,7 +8235,6 @@
           <w:spacing w:val="0"/>
           <w:sz w:val="18"/>
           <w:szCs w:val="18"/>
-          <w:bdr w:val="none" w:color="auto" w:sz="0" w:space="0"/>
           <w:shd w:val="clear" w:fill="F8F8F8"/>
         </w:rPr>
         <w:t>  </w:t>
@@ -8540,7 +8285,6 @@
           <w:spacing w:val="0"/>
           <w:sz w:val="18"/>
           <w:szCs w:val="18"/>
-          <w:bdr w:val="none" w:color="auto" w:sz="0" w:space="0"/>
           <w:shd w:val="clear" w:fill="FFFFFF"/>
         </w:rPr>
         <w:t>mypid.integral = 0;  </w:t>
@@ -8592,7 +8336,6 @@
           <w:spacing w:val="0"/>
           <w:sz w:val="18"/>
           <w:szCs w:val="18"/>
-          <w:bdr w:val="none" w:color="auto" w:sz="0" w:space="0"/>
           <w:shd w:val="clear" w:fill="F8F8F8"/>
         </w:rPr>
         <w:t>WHT101_ANGLEZCali();</w:t>
@@ -8607,7 +8350,6 @@
           <w:spacing w:val="0"/>
           <w:sz w:val="18"/>
           <w:szCs w:val="18"/>
-          <w:bdr w:val="none" w:color="auto" w:sz="0" w:space="0"/>
           <w:shd w:val="clear" w:fill="F8F8F8"/>
         </w:rPr>
         <w:t>//101z轴置零</w:t>
@@ -8622,7 +8364,6 @@
           <w:spacing w:val="0"/>
           <w:sz w:val="18"/>
           <w:szCs w:val="18"/>
-          <w:bdr w:val="none" w:color="auto" w:sz="0" w:space="0"/>
           <w:shd w:val="clear" w:fill="F8F8F8"/>
         </w:rPr>
         <w:t> </w:t>
@@ -8789,7 +8530,6 @@
           <w:spacing w:val="0"/>
           <w:sz w:val="18"/>
           <w:szCs w:val="18"/>
-          <w:bdr w:val="none" w:color="auto" w:sz="0" w:space="0"/>
           <w:shd w:val="clear" w:fill="FFFFFF"/>
         </w:rPr>
         <w:t>Serial_GetRxFlag();Serial_SendByte(0x31);  </w:t>
@@ -8839,7 +8579,6 @@
           <w:spacing w:val="0"/>
           <w:sz w:val="18"/>
           <w:szCs w:val="18"/>
-          <w:bdr w:val="none" w:color="auto" w:sz="0" w:space="0"/>
           <w:shd w:val="clear" w:fill="F8F8F8"/>
         </w:rPr>
         <w:t>//***************************第一部分，识别二维码并显示，大致移动到原料区*********************//  </w:t>
@@ -8854,7 +8593,6 @@
           <w:spacing w:val="0"/>
           <w:sz w:val="18"/>
           <w:szCs w:val="18"/>
-          <w:bdr w:val="none" w:color="auto" w:sz="0" w:space="0"/>
           <w:shd w:val="clear" w:fill="F8F8F8"/>
         </w:rPr>
         <w:t>  </w:t>
@@ -8901,7 +8639,6 @@
           <w:spacing w:val="0"/>
           <w:sz w:val="18"/>
           <w:szCs w:val="18"/>
-          <w:bdr w:val="none" w:color="auto" w:sz="0" w:space="0"/>
           <w:shd w:val="clear" w:fill="FFFFFF"/>
         </w:rPr>
         <w:t>    </w:t>
@@ -8916,7 +8653,6 @@
           <w:spacing w:val="0"/>
           <w:sz w:val="18"/>
           <w:szCs w:val="18"/>
-          <w:bdr w:val="none" w:color="auto" w:sz="0" w:space="0"/>
           <w:shd w:val="clear" w:fill="FFFFFF"/>
         </w:rPr>
         <w:t>//扫二维码</w:t>
@@ -8931,7 +8667,6 @@
           <w:spacing w:val="0"/>
           <w:sz w:val="18"/>
           <w:szCs w:val="18"/>
-          <w:bdr w:val="none" w:color="auto" w:sz="0" w:space="0"/>
           <w:shd w:val="clear" w:fill="FFFFFF"/>
         </w:rPr>
         <w:t>  </w:t>
@@ -8981,7 +8716,6 @@
           <w:spacing w:val="0"/>
           <w:sz w:val="18"/>
           <w:szCs w:val="18"/>
-          <w:bdr w:val="none" w:color="auto" w:sz="0" w:space="0"/>
           <w:shd w:val="clear" w:fill="F8F8F8"/>
         </w:rPr>
         <w:t>    car_move2(150,0,150,150);  </w:t>
@@ -9028,7 +8762,6 @@
           <w:spacing w:val="0"/>
           <w:sz w:val="18"/>
           <w:szCs w:val="18"/>
-          <w:bdr w:val="none" w:color="auto" w:sz="0" w:space="0"/>
           <w:shd w:val="clear" w:fill="FFFFFF"/>
         </w:rPr>
         <w:t>    car_move1(0,-530,150,200);  </w:t>
@@ -9078,7 +8811,6 @@
           <w:spacing w:val="0"/>
           <w:sz w:val="18"/>
           <w:szCs w:val="18"/>
-          <w:bdr w:val="none" w:color="auto" w:sz="0" w:space="0"/>
           <w:shd w:val="clear" w:fill="F8F8F8"/>
         </w:rPr>
         <w:t>    </w:t>
@@ -9093,7 +8825,6 @@
           <w:spacing w:val="0"/>
           <w:sz w:val="18"/>
           <w:szCs w:val="18"/>
-          <w:bdr w:val="none" w:color="auto" w:sz="0" w:space="0"/>
           <w:shd w:val="clear" w:fill="F8F8F8"/>
         </w:rPr>
         <w:t>//读取树莓派信息   </w:t>
@@ -9108,7 +8839,6 @@
           <w:spacing w:val="0"/>
           <w:sz w:val="18"/>
           <w:szCs w:val="18"/>
-          <w:bdr w:val="none" w:color="auto" w:sz="0" w:space="0"/>
           <w:shd w:val="clear" w:fill="F8F8F8"/>
         </w:rPr>
         <w:t>  </w:t>
@@ -9155,7 +8885,6 @@
           <w:spacing w:val="0"/>
           <w:sz w:val="18"/>
           <w:szCs w:val="18"/>
-          <w:bdr w:val="none" w:color="auto" w:sz="0" w:space="0"/>
           <w:shd w:val="clear" w:fill="FFFFFF"/>
         </w:rPr>
         <w:t>    </w:t>
@@ -9172,7 +8901,6 @@
           <w:spacing w:val="0"/>
           <w:sz w:val="18"/>
           <w:szCs w:val="18"/>
-          <w:bdr w:val="none" w:color="auto" w:sz="0" w:space="0"/>
           <w:shd w:val="clear" w:fill="FFFFFF"/>
         </w:rPr>
         <w:t>while</w:t>
@@ -9187,7 +8915,6 @@
           <w:spacing w:val="0"/>
           <w:sz w:val="18"/>
           <w:szCs w:val="18"/>
-          <w:bdr w:val="none" w:color="auto" w:sz="0" w:space="0"/>
           <w:shd w:val="clear" w:fill="FFFFFF"/>
         </w:rPr>
         <w:t>(1){  </w:t>
@@ -9237,7 +8964,6 @@
           <w:spacing w:val="0"/>
           <w:sz w:val="18"/>
           <w:szCs w:val="18"/>
-          <w:bdr w:val="none" w:color="auto" w:sz="0" w:space="0"/>
           <w:shd w:val="clear" w:fill="F8F8F8"/>
         </w:rPr>
         <w:t>        </w:t>
@@ -9254,7 +8980,6 @@
           <w:spacing w:val="0"/>
           <w:sz w:val="18"/>
           <w:szCs w:val="18"/>
-          <w:bdr w:val="none" w:color="auto" w:sz="0" w:space="0"/>
           <w:shd w:val="clear" w:fill="F8F8F8"/>
         </w:rPr>
         <w:t>if</w:t>
@@ -9269,7 +8994,6 @@
           <w:spacing w:val="0"/>
           <w:sz w:val="18"/>
           <w:szCs w:val="18"/>
-          <w:bdr w:val="none" w:color="auto" w:sz="0" w:space="0"/>
           <w:shd w:val="clear" w:fill="F8F8F8"/>
         </w:rPr>
         <w:t> (Serial_GetRxFlag() == 1){   </w:t>
@@ -9284,7 +9008,6 @@
           <w:spacing w:val="0"/>
           <w:sz w:val="18"/>
           <w:szCs w:val="18"/>
-          <w:bdr w:val="none" w:color="auto" w:sz="0" w:space="0"/>
           <w:shd w:val="clear" w:fill="F8F8F8"/>
         </w:rPr>
         <w:t>//收到数据包</w:t>
@@ -9299,7 +9022,6 @@
           <w:spacing w:val="0"/>
           <w:sz w:val="18"/>
           <w:szCs w:val="18"/>
-          <w:bdr w:val="none" w:color="auto" w:sz="0" w:space="0"/>
           <w:shd w:val="clear" w:fill="F8F8F8"/>
         </w:rPr>
         <w:t>  </w:t>
@@ -9346,7 +9068,6 @@
           <w:spacing w:val="0"/>
           <w:sz w:val="18"/>
           <w:szCs w:val="18"/>
-          <w:bdr w:val="none" w:color="auto" w:sz="0" w:space="0"/>
           <w:shd w:val="clear" w:fill="FFFFFF"/>
         </w:rPr>
         <w:t>               sprintf(tjcstr, </w:t>
@@ -9361,7 +9082,6 @@
           <w:spacing w:val="0"/>
           <w:sz w:val="18"/>
           <w:szCs w:val="18"/>
-          <w:bdr w:val="none" w:color="auto" w:sz="0" w:space="0"/>
           <w:shd w:val="clear" w:fill="FFFFFF"/>
         </w:rPr>
         <w:t>"t0.txt=\"%d%d%d+%d%d%d \""</w:t>
@@ -9376,7 +9096,6 @@
           <w:spacing w:val="0"/>
           <w:sz w:val="18"/>
           <w:szCs w:val="18"/>
-          <w:bdr w:val="none" w:color="auto" w:sz="0" w:space="0"/>
           <w:shd w:val="clear" w:fill="FFFFFF"/>
         </w:rPr>
         <w:t>,  </w:t>
@@ -9426,7 +9145,6 @@
           <w:spacing w:val="0"/>
           <w:sz w:val="18"/>
           <w:szCs w:val="18"/>
-          <w:bdr w:val="none" w:color="auto" w:sz="0" w:space="0"/>
           <w:shd w:val="clear" w:fill="F8F8F8"/>
         </w:rPr>
         <w:t>                                        Serial_RxPacket[0]-0x30,Serial_RxPacket[1]-0x30,Serial_RxPacket[2]-0x30,  </w:t>
@@ -9473,7 +9191,6 @@
           <w:spacing w:val="0"/>
           <w:sz w:val="18"/>
           <w:szCs w:val="18"/>
-          <w:bdr w:val="none" w:color="auto" w:sz="0" w:space="0"/>
           <w:shd w:val="clear" w:fill="FFFFFF"/>
         </w:rPr>
         <w:t>                                        Serial_RxPacket[4]-0x30,Serial_RxPacket[5]-0x30,Serial_RxPacket[6]-0x30);  </w:t>
@@ -9523,7 +9240,6 @@
           <w:spacing w:val="0"/>
           <w:sz w:val="18"/>
           <w:szCs w:val="18"/>
-          <w:bdr w:val="none" w:color="auto" w:sz="0" w:space="0"/>
           <w:shd w:val="clear" w:fill="F8F8F8"/>
         </w:rPr>
         <w:t>                HMISends(tjcstr);  </w:t>
@@ -9570,7 +9286,6 @@
           <w:spacing w:val="0"/>
           <w:sz w:val="18"/>
           <w:szCs w:val="18"/>
-          <w:bdr w:val="none" w:color="auto" w:sz="0" w:space="0"/>
           <w:shd w:val="clear" w:fill="FFFFFF"/>
         </w:rPr>
         <w:t>                HMISendb(0xff);</w:t>
@@ -9585,7 +9300,6 @@
           <w:spacing w:val="0"/>
           <w:sz w:val="18"/>
           <w:szCs w:val="18"/>
-          <w:bdr w:val="none" w:color="auto" w:sz="0" w:space="0"/>
           <w:shd w:val="clear" w:fill="FFFFFF"/>
         </w:rPr>
         <w:t>//在显示屏上面显示任务</w:t>
@@ -9600,7 +9314,6 @@
           <w:spacing w:val="0"/>
           <w:sz w:val="18"/>
           <w:szCs w:val="18"/>
-          <w:bdr w:val="none" w:color="auto" w:sz="0" w:space="0"/>
           <w:shd w:val="clear" w:fill="FFFFFF"/>
         </w:rPr>
         <w:t>  </w:t>
@@ -9650,7 +9363,6 @@
           <w:spacing w:val="0"/>
           <w:sz w:val="18"/>
           <w:szCs w:val="18"/>
-          <w:bdr w:val="none" w:color="auto" w:sz="0" w:space="0"/>
           <w:shd w:val="clear" w:fill="F8F8F8"/>
         </w:rPr>
         <w:t>                </w:t>
@@ -9667,7 +9379,6 @@
           <w:spacing w:val="0"/>
           <w:sz w:val="18"/>
           <w:szCs w:val="18"/>
-          <w:bdr w:val="none" w:color="auto" w:sz="0" w:space="0"/>
           <w:shd w:val="clear" w:fill="F8F8F8"/>
         </w:rPr>
         <w:t>break</w:t>
@@ -9682,7 +9393,6 @@
           <w:spacing w:val="0"/>
           <w:sz w:val="18"/>
           <w:szCs w:val="18"/>
-          <w:bdr w:val="none" w:color="auto" w:sz="0" w:space="0"/>
           <w:shd w:val="clear" w:fill="F8F8F8"/>
         </w:rPr>
         <w:t>;  </w:t>
@@ -9729,7 +9439,6 @@
           <w:spacing w:val="0"/>
           <w:sz w:val="18"/>
           <w:szCs w:val="18"/>
-          <w:bdr w:val="none" w:color="auto" w:sz="0" w:space="0"/>
           <w:shd w:val="clear" w:fill="FFFFFF"/>
         </w:rPr>
         <w:t>              }  </w:t>
@@ -9779,7 +9488,6 @@
           <w:spacing w:val="0"/>
           <w:sz w:val="18"/>
           <w:szCs w:val="18"/>
-          <w:bdr w:val="none" w:color="auto" w:sz="0" w:space="0"/>
           <w:shd w:val="clear" w:fill="F8F8F8"/>
         </w:rPr>
         <w:t>    }     </w:t>
@@ -9826,7 +9534,6 @@
           <w:spacing w:val="0"/>
           <w:sz w:val="18"/>
           <w:szCs w:val="18"/>
-          <w:bdr w:val="none" w:color="auto" w:sz="0" w:space="0"/>
           <w:shd w:val="clear" w:fill="FFFFFF"/>
         </w:rPr>
         <w:t>    task[0]= Serial_RxPacket[0]-0x30;task[1] = Serial_RxPacket[1]-0x30;task[2] = Serial_RxPacket[2]-0x30;  </w:t>
@@ -9876,7 +9583,6 @@
           <w:spacing w:val="0"/>
           <w:sz w:val="18"/>
           <w:szCs w:val="18"/>
-          <w:bdr w:val="none" w:color="auto" w:sz="0" w:space="0"/>
           <w:shd w:val="clear" w:fill="F8F8F8"/>
         </w:rPr>
         <w:t>    task[3]= Serial_RxPacket[4]-0x30;task[4] = Serial_RxPacket[5]-0x30;task[5] = Serial_RxPacket[6]-0x30; </w:t>
@@ -9985,7 +9691,6 @@
           <w:spacing w:val="0"/>
           <w:sz w:val="18"/>
           <w:szCs w:val="18"/>
-          <w:bdr w:val="none" w:color="auto" w:sz="0" w:space="0"/>
           <w:shd w:val="clear" w:fill="FFFFFF"/>
         </w:rPr>
         <w:t>set_wukuaipingtai_weizhi(0x01);  </w:t>
@@ -10024,7 +9729,6 @@
           <w:spacing w:val="0"/>
           <w:sz w:val="18"/>
           <w:szCs w:val="18"/>
-          <w:bdr w:val="none" w:color="auto" w:sz="0" w:space="0"/>
           <w:shd w:val="clear" w:fill="F8F8F8"/>
         </w:rPr>
         <w:t>//****************************调整(亮度等参数)****************************//</w:t>
@@ -10039,7 +9743,6 @@
           <w:spacing w:val="0"/>
           <w:sz w:val="18"/>
           <w:szCs w:val="18"/>
-          <w:bdr w:val="none" w:color="auto" w:sz="0" w:space="0"/>
           <w:shd w:val="clear" w:fill="F8F8F8"/>
         </w:rPr>
         <w:t>  </w:t>
@@ -10075,7 +9778,6 @@
           <w:spacing w:val="0"/>
           <w:sz w:val="18"/>
           <w:szCs w:val="18"/>
-          <w:bdr w:val="none" w:color="auto" w:sz="0" w:space="0"/>
           <w:shd w:val="clear" w:fill="FFFFFF"/>
         </w:rPr>
         <w:t>    TIM_SetCompare1(TIM3,300);  </w:t>
@@ -10114,7 +9816,6 @@
           <w:spacing w:val="0"/>
           <w:sz w:val="18"/>
           <w:szCs w:val="18"/>
-          <w:bdr w:val="none" w:color="auto" w:sz="0" w:space="0"/>
           <w:shd w:val="clear" w:fill="F8F8F8"/>
         </w:rPr>
         <w:t>//********************第二部分，识别物块颜色，按照指定的顺序搬运**************************//</w:t>
@@ -10129,7 +9830,6 @@
           <w:spacing w:val="0"/>
           <w:sz w:val="18"/>
           <w:szCs w:val="18"/>
-          <w:bdr w:val="none" w:color="auto" w:sz="0" w:space="0"/>
           <w:shd w:val="clear" w:fill="F8F8F8"/>
         </w:rPr>
         <w:t>  </w:t>
@@ -10165,7 +9865,6 @@
           <w:spacing w:val="0"/>
           <w:sz w:val="18"/>
           <w:szCs w:val="18"/>
-          <w:bdr w:val="none" w:color="auto" w:sz="0" w:space="0"/>
           <w:shd w:val="clear" w:fill="FFFFFF"/>
         </w:rPr>
         <w:t>    </w:t>
@@ -10180,7 +9879,6 @@
           <w:spacing w:val="0"/>
           <w:sz w:val="18"/>
           <w:szCs w:val="18"/>
-          <w:bdr w:val="none" w:color="auto" w:sz="0" w:space="0"/>
           <w:shd w:val="clear" w:fill="FFFFFF"/>
         </w:rPr>
         <w:t>//复位到识别的位置</w:t>
@@ -10195,7 +9893,6 @@
           <w:spacing w:val="0"/>
           <w:sz w:val="18"/>
           <w:szCs w:val="18"/>
-          <w:bdr w:val="none" w:color="auto" w:sz="0" w:space="0"/>
           <w:shd w:val="clear" w:fill="FFFFFF"/>
         </w:rPr>
         <w:t>  </w:t>
@@ -10234,7 +9931,6 @@
           <w:spacing w:val="0"/>
           <w:sz w:val="18"/>
           <w:szCs w:val="18"/>
-          <w:bdr w:val="none" w:color="auto" w:sz="0" w:space="0"/>
           <w:shd w:val="clear" w:fill="F8F8F8"/>
         </w:rPr>
         <w:t>    move_all1(-120.0f,1000,200   ,0,2000,200   ,278,13);  </w:t>
@@ -10270,7 +9966,6 @@
           <w:spacing w:val="0"/>
           <w:sz w:val="18"/>
           <w:szCs w:val="18"/>
-          <w:bdr w:val="none" w:color="auto" w:sz="0" w:space="0"/>
           <w:shd w:val="clear" w:fill="FFFFFF"/>
         </w:rPr>
         <w:t>    set_zhuashou_kai();  </w:t>
@@ -10309,7 +10004,6 @@
           <w:spacing w:val="0"/>
           <w:sz w:val="18"/>
           <w:szCs w:val="18"/>
-          <w:bdr w:val="none" w:color="auto" w:sz="0" w:space="0"/>
           <w:shd w:val="clear" w:fill="F8F8F8"/>
         </w:rPr>
         <w:t>      </w:t>
@@ -10345,7 +10039,6 @@
           <w:spacing w:val="0"/>
           <w:sz w:val="18"/>
           <w:szCs w:val="18"/>
-          <w:bdr w:val="none" w:color="auto" w:sz="0" w:space="0"/>
           <w:shd w:val="clear" w:fill="FFFFFF"/>
         </w:rPr>
         <w:t>    car_move1(0,-1000+90,150,200);  </w:t>
@@ -10384,7 +10077,6 @@
           <w:spacing w:val="0"/>
           <w:sz w:val="18"/>
           <w:szCs w:val="18"/>
-          <w:bdr w:val="none" w:color="auto" w:sz="0" w:space="0"/>
           <w:shd w:val="clear" w:fill="F8F8F8"/>
         </w:rPr>
         <w:t>    move_all1(40.0f,1000,200   ,0,2000,200   ,278,13);  </w:t>
@@ -10420,7 +10112,6 @@
           <w:spacing w:val="0"/>
           <w:sz w:val="18"/>
           <w:szCs w:val="18"/>
-          <w:bdr w:val="none" w:color="auto" w:sz="0" w:space="0"/>
           <w:shd w:val="clear" w:fill="FFFFFF"/>
         </w:rPr>
         <w:t>    </w:t>
@@ -10435,7 +10126,6 @@
           <w:spacing w:val="0"/>
           <w:sz w:val="18"/>
           <w:szCs w:val="18"/>
-          <w:bdr w:val="none" w:color="auto" w:sz="0" w:space="0"/>
           <w:shd w:val="clear" w:fill="FFFFFF"/>
         </w:rPr>
         <w:t>//提前发送命令2</w:t>
@@ -10450,7 +10140,6 @@
           <w:spacing w:val="0"/>
           <w:sz w:val="18"/>
           <w:szCs w:val="18"/>
-          <w:bdr w:val="none" w:color="auto" w:sz="0" w:space="0"/>
           <w:shd w:val="clear" w:fill="FFFFFF"/>
         </w:rPr>
         <w:t>  </w:t>
@@ -10489,7 +10178,6 @@
           <w:spacing w:val="0"/>
           <w:sz w:val="18"/>
           <w:szCs w:val="18"/>
-          <w:bdr w:val="none" w:color="auto" w:sz="0" w:space="0"/>
           <w:shd w:val="clear" w:fill="F8F8F8"/>
         </w:rPr>
         <w:t>    Serial_GetRxFlag();Serial_SendByte(0x32);  </w:t>
@@ -10525,7 +10213,6 @@
           <w:spacing w:val="0"/>
           <w:sz w:val="18"/>
           <w:szCs w:val="18"/>
-          <w:bdr w:val="none" w:color="auto" w:sz="0" w:space="0"/>
           <w:shd w:val="clear" w:fill="FFFFFF"/>
         </w:rPr>
         <w:t>    car_move2(-30,0,100,100);     </w:t>
@@ -10564,7 +10251,6 @@
           <w:spacing w:val="0"/>
           <w:sz w:val="18"/>
           <w:szCs w:val="18"/>
-          <w:bdr w:val="none" w:color="auto" w:sz="0" w:space="0"/>
           <w:shd w:val="clear" w:fill="F8F8F8"/>
         </w:rPr>
         <w:t>    </w:t>
@@ -10581,7 +10267,6 @@
           <w:spacing w:val="0"/>
           <w:sz w:val="18"/>
           <w:szCs w:val="18"/>
-          <w:bdr w:val="none" w:color="auto" w:sz="0" w:space="0"/>
           <w:shd w:val="clear" w:fill="F8F8F8"/>
         </w:rPr>
         <w:t>while</w:t>
@@ -10596,7 +10281,6 @@
           <w:spacing w:val="0"/>
           <w:sz w:val="18"/>
           <w:szCs w:val="18"/>
-          <w:bdr w:val="none" w:color="auto" w:sz="0" w:space="0"/>
           <w:shd w:val="clear" w:fill="F8F8F8"/>
         </w:rPr>
         <w:t>(1){  </w:t>
@@ -10632,7 +10316,6 @@
           <w:spacing w:val="0"/>
           <w:sz w:val="18"/>
           <w:szCs w:val="18"/>
-          <w:bdr w:val="none" w:color="auto" w:sz="0" w:space="0"/>
           <w:shd w:val="clear" w:fill="FFFFFF"/>
         </w:rPr>
         <w:t>        </w:t>
@@ -10649,7 +10332,6 @@
           <w:spacing w:val="0"/>
           <w:sz w:val="18"/>
           <w:szCs w:val="18"/>
-          <w:bdr w:val="none" w:color="auto" w:sz="0" w:space="0"/>
           <w:shd w:val="clear" w:fill="FFFFFF"/>
         </w:rPr>
         <w:t>while</w:t>
@@ -10664,7 +10346,6 @@
           <w:spacing w:val="0"/>
           <w:sz w:val="18"/>
           <w:szCs w:val="18"/>
-          <w:bdr w:val="none" w:color="auto" w:sz="0" w:space="0"/>
           <w:shd w:val="clear" w:fill="FFFFFF"/>
         </w:rPr>
         <w:t>(1){  </w:t>
@@ -10703,7 +10384,6 @@
           <w:spacing w:val="0"/>
           <w:sz w:val="18"/>
           <w:szCs w:val="18"/>
-          <w:bdr w:val="none" w:color="auto" w:sz="0" w:space="0"/>
           <w:shd w:val="clear" w:fill="F8F8F8"/>
         </w:rPr>
         <w:t>            </w:t>
@@ -10720,7 +10400,6 @@
           <w:spacing w:val="0"/>
           <w:sz w:val="18"/>
           <w:szCs w:val="18"/>
-          <w:bdr w:val="none" w:color="auto" w:sz="0" w:space="0"/>
           <w:shd w:val="clear" w:fill="F8F8F8"/>
         </w:rPr>
         <w:t>if</w:t>
@@ -10735,7 +10414,6 @@
           <w:spacing w:val="0"/>
           <w:sz w:val="18"/>
           <w:szCs w:val="18"/>
-          <w:bdr w:val="none" w:color="auto" w:sz="0" w:space="0"/>
           <w:shd w:val="clear" w:fill="F8F8F8"/>
         </w:rPr>
         <w:t>(Serial_GetRxFlag() == 1){  </w:t>
@@ -10771,7 +10449,6 @@
           <w:spacing w:val="0"/>
           <w:sz w:val="18"/>
           <w:szCs w:val="18"/>
-          <w:bdr w:val="none" w:color="auto" w:sz="0" w:space="0"/>
           <w:shd w:val="clear" w:fill="FFFFFF"/>
         </w:rPr>
         <w:t>                </w:t>
@@ -10788,7 +10465,6 @@
           <w:spacing w:val="0"/>
           <w:sz w:val="18"/>
           <w:szCs w:val="18"/>
-          <w:bdr w:val="none" w:color="auto" w:sz="0" w:space="0"/>
           <w:shd w:val="clear" w:fill="FFFFFF"/>
         </w:rPr>
         <w:t>break</w:t>
@@ -10803,7 +10479,6 @@
           <w:spacing w:val="0"/>
           <w:sz w:val="18"/>
           <w:szCs w:val="18"/>
-          <w:bdr w:val="none" w:color="auto" w:sz="0" w:space="0"/>
           <w:shd w:val="clear" w:fill="FFFFFF"/>
         </w:rPr>
         <w:t>;  </w:t>
@@ -10818,7 +10493,6 @@
           <w:spacing w:val="0"/>
           <w:sz w:val="18"/>
           <w:szCs w:val="18"/>
-          <w:bdr w:val="none" w:color="auto" w:sz="0" w:space="0"/>
           <w:shd w:val="clear" w:fill="FFFFFF"/>
         </w:rPr>
         <w:t>//是wait发送的分解</w:t>
@@ -10833,7 +10507,6 @@
           <w:spacing w:val="0"/>
           <w:sz w:val="18"/>
           <w:szCs w:val="18"/>
-          <w:bdr w:val="none" w:color="auto" w:sz="0" w:space="0"/>
           <w:shd w:val="clear" w:fill="FFFFFF"/>
         </w:rPr>
         <w:t>  </w:t>
@@ -10872,7 +10545,6 @@
           <w:spacing w:val="0"/>
           <w:sz w:val="18"/>
           <w:szCs w:val="18"/>
-          <w:bdr w:val="none" w:color="auto" w:sz="0" w:space="0"/>
           <w:shd w:val="clear" w:fill="F8F8F8"/>
         </w:rPr>
         <w:t>            }  </w:t>
@@ -10908,7 +10580,6 @@
           <w:spacing w:val="0"/>
           <w:sz w:val="18"/>
           <w:szCs w:val="18"/>
-          <w:bdr w:val="none" w:color="auto" w:sz="0" w:space="0"/>
           <w:shd w:val="clear" w:fill="FFFFFF"/>
         </w:rPr>
         <w:t>        }  </w:t>
@@ -10947,7 +10618,6 @@
           <w:spacing w:val="0"/>
           <w:sz w:val="18"/>
           <w:szCs w:val="18"/>
-          <w:bdr w:val="none" w:color="auto" w:sz="0" w:space="0"/>
           <w:shd w:val="clear" w:fill="F8F8F8"/>
         </w:rPr>
         <w:t>        </w:t>
@@ -10962,7 +10632,6 @@
           <w:spacing w:val="0"/>
           <w:sz w:val="18"/>
           <w:szCs w:val="18"/>
-          <w:bdr w:val="none" w:color="auto" w:sz="0" w:space="0"/>
           <w:shd w:val="clear" w:fill="F8F8F8"/>
         </w:rPr>
         <w:t>//0x01代表选择的是转盘上的物块，70.0f是物块的高度，0x00代表不选择颜色</w:t>
@@ -10977,7 +10646,6 @@
           <w:spacing w:val="0"/>
           <w:sz w:val="18"/>
           <w:szCs w:val="18"/>
-          <w:bdr w:val="none" w:color="auto" w:sz="0" w:space="0"/>
           <w:shd w:val="clear" w:fill="F8F8F8"/>
         </w:rPr>
         <w:t>  </w:t>
@@ -11013,7 +10681,6 @@
           <w:spacing w:val="0"/>
           <w:sz w:val="18"/>
           <w:szCs w:val="18"/>
-          <w:bdr w:val="none" w:color="auto" w:sz="0" w:space="0"/>
           <w:shd w:val="clear" w:fill="FFFFFF"/>
         </w:rPr>
         <w:t>        transfer_position_wukuai(0x01,70.0f,0x00);   </w:t>
@@ -11052,7 +10719,6 @@
           <w:spacing w:val="0"/>
           <w:sz w:val="18"/>
           <w:szCs w:val="18"/>
-          <w:bdr w:val="none" w:color="auto" w:sz="0" w:space="0"/>
           <w:shd w:val="clear" w:fill="F8F8F8"/>
         </w:rPr>
         <w:t>        car_move_distance(direct_x,direct_y,100,80);  </w:t>
@@ -11088,7 +10754,6 @@
           <w:spacing w:val="0"/>
           <w:sz w:val="18"/>
           <w:szCs w:val="18"/>
-          <w:bdr w:val="none" w:color="auto" w:sz="0" w:space="0"/>
           <w:shd w:val="clear" w:fill="FFFFFF"/>
         </w:rPr>
         <w:t>        </w:t>
@@ -11105,7 +10770,6 @@
           <w:spacing w:val="0"/>
           <w:sz w:val="18"/>
           <w:szCs w:val="18"/>
-          <w:bdr w:val="none" w:color="auto" w:sz="0" w:space="0"/>
           <w:shd w:val="clear" w:fill="FFFFFF"/>
         </w:rPr>
         <w:t>if</w:t>
@@ -11120,7 +10784,6 @@
           <w:spacing w:val="0"/>
           <w:sz w:val="18"/>
           <w:szCs w:val="18"/>
-          <w:bdr w:val="none" w:color="auto" w:sz="0" w:space="0"/>
           <w:shd w:val="clear" w:fill="FFFFFF"/>
         </w:rPr>
         <w:t>(Serial_RxPacket[8] != 0x34){  </w:t>
@@ -11159,7 +10822,6 @@
           <w:spacing w:val="0"/>
           <w:sz w:val="18"/>
           <w:szCs w:val="18"/>
-          <w:bdr w:val="none" w:color="auto" w:sz="0" w:space="0"/>
           <w:shd w:val="clear" w:fill="F8F8F8"/>
         </w:rPr>
         <w:t>            </w:t>
@@ -11176,7 +10838,6 @@
           <w:spacing w:val="0"/>
           <w:sz w:val="18"/>
           <w:szCs w:val="18"/>
-          <w:bdr w:val="none" w:color="auto" w:sz="0" w:space="0"/>
           <w:shd w:val="clear" w:fill="F8F8F8"/>
         </w:rPr>
         <w:t>break</w:t>
@@ -11191,7 +10852,6 @@
           <w:spacing w:val="0"/>
           <w:sz w:val="18"/>
           <w:szCs w:val="18"/>
-          <w:bdr w:val="none" w:color="auto" w:sz="0" w:space="0"/>
           <w:shd w:val="clear" w:fill="F8F8F8"/>
         </w:rPr>
         <w:t>;  </w:t>
@@ -11227,7 +10887,6 @@
           <w:spacing w:val="0"/>
           <w:sz w:val="18"/>
           <w:szCs w:val="18"/>
-          <w:bdr w:val="none" w:color="auto" w:sz="0" w:space="0"/>
           <w:shd w:val="clear" w:fill="FFFFFF"/>
         </w:rPr>
         <w:t>        }</w:t>
@@ -11244,7 +10903,6 @@
           <w:spacing w:val="0"/>
           <w:sz w:val="18"/>
           <w:szCs w:val="18"/>
-          <w:bdr w:val="none" w:color="auto" w:sz="0" w:space="0"/>
           <w:shd w:val="clear" w:fill="FFFFFF"/>
         </w:rPr>
         <w:t>else</w:t>
@@ -11259,7 +10917,6 @@
           <w:spacing w:val="0"/>
           <w:sz w:val="18"/>
           <w:szCs w:val="18"/>
-          <w:bdr w:val="none" w:color="auto" w:sz="0" w:space="0"/>
           <w:shd w:val="clear" w:fill="FFFFFF"/>
         </w:rPr>
         <w:t>{  </w:t>
@@ -11298,7 +10955,6 @@
           <w:spacing w:val="0"/>
           <w:sz w:val="18"/>
           <w:szCs w:val="18"/>
-          <w:bdr w:val="none" w:color="auto" w:sz="0" w:space="0"/>
           <w:shd w:val="clear" w:fill="F8F8F8"/>
         </w:rPr>
         <w:t>            wait_send_shumeipai(0x32,15000);  </w:t>
@@ -11334,7 +10990,6 @@
           <w:spacing w:val="0"/>
           <w:sz w:val="18"/>
           <w:szCs w:val="18"/>
-          <w:bdr w:val="none" w:color="auto" w:sz="0" w:space="0"/>
           <w:shd w:val="clear" w:fill="FFFFFF"/>
         </w:rPr>
         <w:t>        }  </w:t>
@@ -11373,7 +11028,6 @@
           <w:spacing w:val="0"/>
           <w:sz w:val="18"/>
           <w:szCs w:val="18"/>
-          <w:bdr w:val="none" w:color="auto" w:sz="0" w:space="0"/>
           <w:shd w:val="clear" w:fill="F8F8F8"/>
         </w:rPr>
         <w:t>    }  </w:t>
@@ -11409,7 +11063,6 @@
           <w:spacing w:val="0"/>
           <w:sz w:val="18"/>
           <w:szCs w:val="18"/>
-          <w:bdr w:val="none" w:color="auto" w:sz="0" w:space="0"/>
           <w:shd w:val="clear" w:fill="FFFFFF"/>
         </w:rPr>
         <w:t>    move_all(60.0f,1000,200   ,0,2000,200   ,278,13);  </w:t>
@@ -11448,7 +11101,6 @@
           <w:spacing w:val="0"/>
           <w:sz w:val="18"/>
           <w:szCs w:val="18"/>
-          <w:bdr w:val="none" w:color="auto" w:sz="0" w:space="0"/>
           <w:shd w:val="clear" w:fill="F8F8F8"/>
         </w:rPr>
         <w:t>    wait_send_shumeipai(0x33,20000);  </w:t>
@@ -11463,7 +11115,6 @@
           <w:spacing w:val="0"/>
           <w:sz w:val="18"/>
           <w:szCs w:val="18"/>
-          <w:bdr w:val="none" w:color="auto" w:sz="0" w:space="0"/>
           <w:shd w:val="clear" w:fill="F8F8F8"/>
         </w:rPr>
         <w:t>//识别圆盘上要抓物块的顺序</w:t>
@@ -11478,7 +11129,6 @@
           <w:spacing w:val="0"/>
           <w:sz w:val="18"/>
           <w:szCs w:val="18"/>
-          <w:bdr w:val="none" w:color="auto" w:sz="0" w:space="0"/>
           <w:shd w:val="clear" w:fill="F8F8F8"/>
         </w:rPr>
         <w:t>  </w:t>
@@ -11514,7 +11164,6 @@
           <w:spacing w:val="0"/>
           <w:sz w:val="18"/>
           <w:szCs w:val="18"/>
-          <w:bdr w:val="none" w:color="auto" w:sz="0" w:space="0"/>
           <w:shd w:val="clear" w:fill="FFFFFF"/>
         </w:rPr>
         <w:t>    ypcode[0]= Serial_RxPacket[0]-0x30;ypcode[1] = Serial_RxPacket[1]-0x30;ypcode[2] = Serial_RxPacket[2]-0x30;  </w:t>
@@ -11553,7 +11202,6 @@
           <w:spacing w:val="0"/>
           <w:sz w:val="18"/>
           <w:szCs w:val="18"/>
-          <w:bdr w:val="none" w:color="auto" w:sz="0" w:space="0"/>
           <w:shd w:val="clear" w:fill="F8F8F8"/>
         </w:rPr>
         <w:t>    </w:t>
@@ -11568,7 +11216,6 @@
           <w:spacing w:val="0"/>
           <w:sz w:val="18"/>
           <w:szCs w:val="18"/>
-          <w:bdr w:val="none" w:color="auto" w:sz="0" w:space="0"/>
           <w:shd w:val="clear" w:fill="F8F8F8"/>
         </w:rPr>
         <w:t>//1.圆台拿走第一个物块</w:t>
@@ -11583,7 +11230,6 @@
           <w:spacing w:val="0"/>
           <w:sz w:val="18"/>
           <w:szCs w:val="18"/>
-          <w:bdr w:val="none" w:color="auto" w:sz="0" w:space="0"/>
           <w:shd w:val="clear" w:fill="F8F8F8"/>
         </w:rPr>
         <w:t>  </w:t>
@@ -11619,7 +11265,6 @@
           <w:spacing w:val="0"/>
           <w:sz w:val="18"/>
           <w:szCs w:val="18"/>
-          <w:bdr w:val="none" w:color="auto" w:sz="0" w:space="0"/>
           <w:shd w:val="clear" w:fill="FFFFFF"/>
         </w:rPr>
         <w:t>    set_wukuaipingtai_weizhi(0x01);  </w:t>
@@ -11658,7 +11303,6 @@
           <w:spacing w:val="0"/>
           <w:sz w:val="18"/>
           <w:szCs w:val="18"/>
-          <w:bdr w:val="none" w:color="auto" w:sz="0" w:space="0"/>
           <w:shd w:val="clear" w:fill="F8F8F8"/>
         </w:rPr>
         <w:t>    yuantai_na(ypcode[0]);  </w:t>
@@ -11694,7 +11338,6 @@
           <w:spacing w:val="0"/>
           <w:sz w:val="18"/>
           <w:szCs w:val="18"/>
-          <w:bdr w:val="none" w:color="auto" w:sz="0" w:space="0"/>
           <w:shd w:val="clear" w:fill="FFFFFF"/>
         </w:rPr>
         <w:t>      </w:t>
@@ -11733,7 +11376,6 @@
           <w:spacing w:val="0"/>
           <w:sz w:val="18"/>
           <w:szCs w:val="18"/>
-          <w:bdr w:val="none" w:color="auto" w:sz="0" w:space="0"/>
           <w:shd w:val="clear" w:fill="F8F8F8"/>
         </w:rPr>
         <w:t>    </w:t>
@@ -11748,7 +11390,6 @@
           <w:spacing w:val="0"/>
           <w:sz w:val="18"/>
           <w:szCs w:val="18"/>
-          <w:bdr w:val="none" w:color="auto" w:sz="0" w:space="0"/>
           <w:shd w:val="clear" w:fill="F8F8F8"/>
         </w:rPr>
         <w:t>//2.圆台拿走第二个物块</w:t>
@@ -11763,7 +11404,6 @@
           <w:spacing w:val="0"/>
           <w:sz w:val="18"/>
           <w:szCs w:val="18"/>
-          <w:bdr w:val="none" w:color="auto" w:sz="0" w:space="0"/>
           <w:shd w:val="clear" w:fill="F8F8F8"/>
         </w:rPr>
         <w:t>  </w:t>
@@ -11799,7 +11439,6 @@
           <w:spacing w:val="0"/>
           <w:sz w:val="18"/>
           <w:szCs w:val="18"/>
-          <w:bdr w:val="none" w:color="auto" w:sz="0" w:space="0"/>
           <w:shd w:val="clear" w:fill="FFFFFF"/>
         </w:rPr>
         <w:t>    set_wukuaipingtai_weizhi(0x02);  </w:t>
@@ -11838,7 +11477,6 @@
           <w:spacing w:val="0"/>
           <w:sz w:val="18"/>
           <w:szCs w:val="18"/>
-          <w:bdr w:val="none" w:color="auto" w:sz="0" w:space="0"/>
           <w:shd w:val="clear" w:fill="F8F8F8"/>
         </w:rPr>
         <w:t>    yuantai_na1(ypcode[1]);   </w:t>
@@ -11853,7 +11491,6 @@
           <w:spacing w:val="0"/>
           <w:sz w:val="18"/>
           <w:szCs w:val="18"/>
-          <w:bdr w:val="none" w:color="auto" w:sz="0" w:space="0"/>
           <w:shd w:val="clear" w:fill="F8F8F8"/>
         </w:rPr>
         <w:t>//达到指定的识别的位置</w:t>
@@ -11868,7 +11505,6 @@
           <w:spacing w:val="0"/>
           <w:sz w:val="18"/>
           <w:szCs w:val="18"/>
-          <w:bdr w:val="none" w:color="auto" w:sz="0" w:space="0"/>
           <w:shd w:val="clear" w:fill="F8F8F8"/>
         </w:rPr>
         <w:t>  </w:t>
@@ -11904,7 +11540,6 @@
           <w:spacing w:val="0"/>
           <w:sz w:val="18"/>
           <w:szCs w:val="18"/>
-          <w:bdr w:val="none" w:color="auto" w:sz="0" w:space="0"/>
           <w:shd w:val="clear" w:fill="FFFFFF"/>
         </w:rPr>
         <w:t>    </w:t>
@@ -11919,7 +11554,6 @@
           <w:spacing w:val="0"/>
           <w:sz w:val="18"/>
           <w:szCs w:val="18"/>
-          <w:bdr w:val="none" w:color="auto" w:sz="0" w:space="0"/>
           <w:shd w:val="clear" w:fill="FFFFFF"/>
         </w:rPr>
         <w:t>//判断物块是否静止</w:t>
@@ -11934,7 +11568,6 @@
           <w:spacing w:val="0"/>
           <w:sz w:val="18"/>
           <w:szCs w:val="18"/>
-          <w:bdr w:val="none" w:color="auto" w:sz="0" w:space="0"/>
           <w:shd w:val="clear" w:fill="FFFFFF"/>
         </w:rPr>
         <w:t>  </w:t>
@@ -11973,7 +11606,6 @@
           <w:spacing w:val="0"/>
           <w:sz w:val="18"/>
           <w:szCs w:val="18"/>
-          <w:bdr w:val="none" w:color="auto" w:sz="0" w:space="0"/>
           <w:shd w:val="clear" w:fill="F8F8F8"/>
         </w:rPr>
         <w:t>    wait_send_shumeipai(0x35,30000);  </w:t>
@@ -12009,7 +11641,6 @@
           <w:spacing w:val="0"/>
           <w:sz w:val="18"/>
           <w:szCs w:val="18"/>
-          <w:bdr w:val="none" w:color="auto" w:sz="0" w:space="0"/>
           <w:shd w:val="clear" w:fill="FFFFFF"/>
         </w:rPr>
         <w:t>    </w:t>
@@ -12026,7 +11657,6 @@
           <w:spacing w:val="0"/>
           <w:sz w:val="18"/>
           <w:szCs w:val="18"/>
-          <w:bdr w:val="none" w:color="auto" w:sz="0" w:space="0"/>
           <w:shd w:val="clear" w:fill="FFFFFF"/>
         </w:rPr>
         <w:t>while</w:t>
@@ -12041,7 +11671,6 @@
           <w:spacing w:val="0"/>
           <w:sz w:val="18"/>
           <w:szCs w:val="18"/>
-          <w:bdr w:val="none" w:color="auto" w:sz="0" w:space="0"/>
           <w:shd w:val="clear" w:fill="FFFFFF"/>
         </w:rPr>
         <w:t>(1){  </w:t>
@@ -12080,7 +11709,6 @@
           <w:spacing w:val="0"/>
           <w:sz w:val="18"/>
           <w:szCs w:val="18"/>
-          <w:bdr w:val="none" w:color="auto" w:sz="0" w:space="0"/>
           <w:shd w:val="clear" w:fill="F8F8F8"/>
         </w:rPr>
         <w:t>        </w:t>
@@ -12097,7 +11725,6 @@
           <w:spacing w:val="0"/>
           <w:sz w:val="18"/>
           <w:szCs w:val="18"/>
-          <w:bdr w:val="none" w:color="auto" w:sz="0" w:space="0"/>
           <w:shd w:val="clear" w:fill="F8F8F8"/>
         </w:rPr>
         <w:t>if</w:t>
@@ -12112,7 +11739,6 @@
           <w:spacing w:val="0"/>
           <w:sz w:val="18"/>
           <w:szCs w:val="18"/>
-          <w:bdr w:val="none" w:color="auto" w:sz="0" w:space="0"/>
           <w:shd w:val="clear" w:fill="F8F8F8"/>
         </w:rPr>
         <w:t>(Serial_RxPacket[0] == 0x39 &amp;&amp; Serial_RxPacket[1] == 0x38){  </w:t>
@@ -12148,7 +11774,6 @@
           <w:spacing w:val="0"/>
           <w:sz w:val="18"/>
           <w:szCs w:val="18"/>
-          <w:bdr w:val="none" w:color="auto" w:sz="0" w:space="0"/>
           <w:shd w:val="clear" w:fill="FFFFFF"/>
         </w:rPr>
         <w:t>            </w:t>
@@ -12165,7 +11790,6 @@
           <w:spacing w:val="0"/>
           <w:sz w:val="18"/>
           <w:szCs w:val="18"/>
-          <w:bdr w:val="none" w:color="auto" w:sz="0" w:space="0"/>
           <w:shd w:val="clear" w:fill="FFFFFF"/>
         </w:rPr>
         <w:t>break</w:t>
@@ -12180,7 +11804,6 @@
           <w:spacing w:val="0"/>
           <w:sz w:val="18"/>
           <w:szCs w:val="18"/>
-          <w:bdr w:val="none" w:color="auto" w:sz="0" w:space="0"/>
           <w:shd w:val="clear" w:fill="FFFFFF"/>
         </w:rPr>
         <w:t>;  </w:t>
@@ -12219,7 +11842,6 @@
           <w:spacing w:val="0"/>
           <w:sz w:val="18"/>
           <w:szCs w:val="18"/>
-          <w:bdr w:val="none" w:color="auto" w:sz="0" w:space="0"/>
           <w:shd w:val="clear" w:fill="F8F8F8"/>
         </w:rPr>
         <w:t>        }  </w:t>
@@ -12255,7 +11877,6 @@
           <w:spacing w:val="0"/>
           <w:sz w:val="18"/>
           <w:szCs w:val="18"/>
-          <w:bdr w:val="none" w:color="auto" w:sz="0" w:space="0"/>
           <w:shd w:val="clear" w:fill="FFFFFF"/>
         </w:rPr>
         <w:t>    }Serial_RxPacket[0] = 0x30;Serial_RxPacket[1] = 0x30;  </w:t>
@@ -12294,7 +11915,6 @@
           <w:spacing w:val="0"/>
           <w:sz w:val="18"/>
           <w:szCs w:val="18"/>
-          <w:bdr w:val="none" w:color="auto" w:sz="0" w:space="0"/>
           <w:shd w:val="clear" w:fill="F8F8F8"/>
         </w:rPr>
         <w:t>    yuantai_na2(ypcode[1]);  </w:t>
@@ -12309,7 +11929,6 @@
           <w:spacing w:val="0"/>
           <w:sz w:val="18"/>
           <w:szCs w:val="18"/>
-          <w:bdr w:val="none" w:color="auto" w:sz="0" w:space="0"/>
           <w:shd w:val="clear" w:fill="F8F8F8"/>
         </w:rPr>
         <w:t>//一旦识别到物块静止，抓物块到物块平台上</w:t>
@@ -12324,7 +11943,6 @@
           <w:spacing w:val="0"/>
           <w:sz w:val="18"/>
           <w:szCs w:val="18"/>
-          <w:bdr w:val="none" w:color="auto" w:sz="0" w:space="0"/>
           <w:shd w:val="clear" w:fill="F8F8F8"/>
         </w:rPr>
         <w:t>  </w:t>
@@ -12360,7 +11978,6 @@
           <w:spacing w:val="0"/>
           <w:sz w:val="18"/>
           <w:szCs w:val="18"/>
-          <w:bdr w:val="none" w:color="auto" w:sz="0" w:space="0"/>
           <w:shd w:val="clear" w:fill="FFFFFF"/>
         </w:rPr>
         <w:t>          </w:t>
@@ -12399,7 +12016,6 @@
           <w:spacing w:val="0"/>
           <w:sz w:val="18"/>
           <w:szCs w:val="18"/>
-          <w:bdr w:val="none" w:color="auto" w:sz="0" w:space="0"/>
           <w:shd w:val="clear" w:fill="F8F8F8"/>
         </w:rPr>
         <w:t>    </w:t>
@@ -12414,7 +12030,6 @@
           <w:spacing w:val="0"/>
           <w:sz w:val="18"/>
           <w:szCs w:val="18"/>
-          <w:bdr w:val="none" w:color="auto" w:sz="0" w:space="0"/>
           <w:shd w:val="clear" w:fill="F8F8F8"/>
         </w:rPr>
         <w:t>//3.圆台拿走第三个物块</w:t>
@@ -12429,7 +12044,6 @@
           <w:spacing w:val="0"/>
           <w:sz w:val="18"/>
           <w:szCs w:val="18"/>
-          <w:bdr w:val="none" w:color="auto" w:sz="0" w:space="0"/>
           <w:shd w:val="clear" w:fill="F8F8F8"/>
         </w:rPr>
         <w:t>  </w:t>
@@ -12465,7 +12079,6 @@
           <w:spacing w:val="0"/>
           <w:sz w:val="18"/>
           <w:szCs w:val="18"/>
-          <w:bdr w:val="none" w:color="auto" w:sz="0" w:space="0"/>
           <w:shd w:val="clear" w:fill="FFFFFF"/>
         </w:rPr>
         <w:t>    set_wukuaipingtai_weizhi(0x03);  </w:t>
@@ -12504,7 +12117,6 @@
           <w:spacing w:val="0"/>
           <w:sz w:val="18"/>
           <w:szCs w:val="18"/>
-          <w:bdr w:val="none" w:color="auto" w:sz="0" w:space="0"/>
           <w:shd w:val="clear" w:fill="F8F8F8"/>
         </w:rPr>
         <w:t>    yuantai_na1(ypcode[2]);  </w:t>
@@ -12519,7 +12131,6 @@
           <w:spacing w:val="0"/>
           <w:sz w:val="18"/>
           <w:szCs w:val="18"/>
-          <w:bdr w:val="none" w:color="auto" w:sz="0" w:space="0"/>
           <w:shd w:val="clear" w:fill="F8F8F8"/>
         </w:rPr>
         <w:t>//达到指定的识别的位置</w:t>
@@ -12534,7 +12145,6 @@
           <w:spacing w:val="0"/>
           <w:sz w:val="18"/>
           <w:szCs w:val="18"/>
-          <w:bdr w:val="none" w:color="auto" w:sz="0" w:space="0"/>
           <w:shd w:val="clear" w:fill="F8F8F8"/>
         </w:rPr>
         <w:t>  </w:t>
@@ -12570,7 +12180,6 @@
           <w:spacing w:val="0"/>
           <w:sz w:val="18"/>
           <w:szCs w:val="18"/>
-          <w:bdr w:val="none" w:color="auto" w:sz="0" w:space="0"/>
           <w:shd w:val="clear" w:fill="FFFFFF"/>
         </w:rPr>
         <w:t>    </w:t>
@@ -12585,7 +12194,6 @@
           <w:spacing w:val="0"/>
           <w:sz w:val="18"/>
           <w:szCs w:val="18"/>
-          <w:bdr w:val="none" w:color="auto" w:sz="0" w:space="0"/>
           <w:shd w:val="clear" w:fill="FFFFFF"/>
         </w:rPr>
         <w:t>//判断物块是否静止</w:t>
@@ -12600,7 +12208,6 @@
           <w:spacing w:val="0"/>
           <w:sz w:val="18"/>
           <w:szCs w:val="18"/>
-          <w:bdr w:val="none" w:color="auto" w:sz="0" w:space="0"/>
           <w:shd w:val="clear" w:fill="FFFFFF"/>
         </w:rPr>
         <w:t>  </w:t>
@@ -12639,7 +12246,6 @@
           <w:spacing w:val="0"/>
           <w:sz w:val="18"/>
           <w:szCs w:val="18"/>
-          <w:bdr w:val="none" w:color="auto" w:sz="0" w:space="0"/>
           <w:shd w:val="clear" w:fill="F8F8F8"/>
         </w:rPr>
         <w:t>    wait_send_shumeipai(0x36,30000);  </w:t>
@@ -12675,7 +12281,6 @@
           <w:spacing w:val="0"/>
           <w:sz w:val="18"/>
           <w:szCs w:val="18"/>
-          <w:bdr w:val="none" w:color="auto" w:sz="0" w:space="0"/>
           <w:shd w:val="clear" w:fill="FFFFFF"/>
         </w:rPr>
         <w:t>    </w:t>
@@ -12692,7 +12297,6 @@
           <w:spacing w:val="0"/>
           <w:sz w:val="18"/>
           <w:szCs w:val="18"/>
-          <w:bdr w:val="none" w:color="auto" w:sz="0" w:space="0"/>
           <w:shd w:val="clear" w:fill="FFFFFF"/>
         </w:rPr>
         <w:t>while</w:t>
@@ -12707,7 +12311,6 @@
           <w:spacing w:val="0"/>
           <w:sz w:val="18"/>
           <w:szCs w:val="18"/>
-          <w:bdr w:val="none" w:color="auto" w:sz="0" w:space="0"/>
           <w:shd w:val="clear" w:fill="FFFFFF"/>
         </w:rPr>
         <w:t>(1){  </w:t>
@@ -12746,7 +12349,6 @@
           <w:spacing w:val="0"/>
           <w:sz w:val="18"/>
           <w:szCs w:val="18"/>
-          <w:bdr w:val="none" w:color="auto" w:sz="0" w:space="0"/>
           <w:shd w:val="clear" w:fill="F8F8F8"/>
         </w:rPr>
         <w:t>        </w:t>
@@ -12763,7 +12365,6 @@
           <w:spacing w:val="0"/>
           <w:sz w:val="18"/>
           <w:szCs w:val="18"/>
-          <w:bdr w:val="none" w:color="auto" w:sz="0" w:space="0"/>
           <w:shd w:val="clear" w:fill="F8F8F8"/>
         </w:rPr>
         <w:t>if</w:t>
@@ -12778,7 +12379,6 @@
           <w:spacing w:val="0"/>
           <w:sz w:val="18"/>
           <w:szCs w:val="18"/>
-          <w:bdr w:val="none" w:color="auto" w:sz="0" w:space="0"/>
           <w:shd w:val="clear" w:fill="F8F8F8"/>
         </w:rPr>
         <w:t>(Serial_RxPacket[0] == 0x39 &amp;&amp; Serial_RxPacket[1] == 0x38){  </w:t>
@@ -12814,7 +12414,6 @@
           <w:spacing w:val="0"/>
           <w:sz w:val="18"/>
           <w:szCs w:val="18"/>
-          <w:bdr w:val="none" w:color="auto" w:sz="0" w:space="0"/>
           <w:shd w:val="clear" w:fill="FFFFFF"/>
         </w:rPr>
         <w:t>            </w:t>
@@ -12831,7 +12430,6 @@
           <w:spacing w:val="0"/>
           <w:sz w:val="18"/>
           <w:szCs w:val="18"/>
-          <w:bdr w:val="none" w:color="auto" w:sz="0" w:space="0"/>
           <w:shd w:val="clear" w:fill="FFFFFF"/>
         </w:rPr>
         <w:t>break</w:t>
@@ -12846,7 +12444,6 @@
           <w:spacing w:val="0"/>
           <w:sz w:val="18"/>
           <w:szCs w:val="18"/>
-          <w:bdr w:val="none" w:color="auto" w:sz="0" w:space="0"/>
           <w:shd w:val="clear" w:fill="FFFFFF"/>
         </w:rPr>
         <w:t>;  </w:t>
@@ -12885,7 +12482,6 @@
           <w:spacing w:val="0"/>
           <w:sz w:val="18"/>
           <w:szCs w:val="18"/>
-          <w:bdr w:val="none" w:color="auto" w:sz="0" w:space="0"/>
           <w:shd w:val="clear" w:fill="F8F8F8"/>
         </w:rPr>
         <w:t>        }  </w:t>
@@ -12921,7 +12517,6 @@
           <w:spacing w:val="0"/>
           <w:sz w:val="18"/>
           <w:szCs w:val="18"/>
-          <w:bdr w:val="none" w:color="auto" w:sz="0" w:space="0"/>
           <w:shd w:val="clear" w:fill="FFFFFF"/>
         </w:rPr>
         <w:t>    }Serial_RxPacket[0] = 0x30;Serial_RxPacket[1] = 0x30;     </w:t>
@@ -12960,7 +12555,6 @@
           <w:spacing w:val="0"/>
           <w:sz w:val="18"/>
           <w:szCs w:val="18"/>
-          <w:bdr w:val="none" w:color="auto" w:sz="0" w:space="0"/>
           <w:shd w:val="clear" w:fill="F8F8F8"/>
         </w:rPr>
         <w:t>    yuantai_na2(ypcode[2]);  </w:t>
@@ -12975,7 +12569,6 @@
           <w:spacing w:val="0"/>
           <w:sz w:val="18"/>
           <w:szCs w:val="18"/>
-          <w:bdr w:val="none" w:color="auto" w:sz="0" w:space="0"/>
           <w:shd w:val="clear" w:fill="F8F8F8"/>
         </w:rPr>
         <w:t>//一旦识别到物块静止，抓物块到物块平台上</w:t>
@@ -12990,7 +12583,6 @@
           <w:spacing w:val="0"/>
           <w:sz w:val="18"/>
           <w:szCs w:val="18"/>
-          <w:bdr w:val="none" w:color="auto" w:sz="0" w:space="0"/>
           <w:shd w:val="clear" w:fill="F8F8F8"/>
         </w:rPr>
         <w:t>  </w:t>
@@ -13026,7 +12618,6 @@
           <w:spacing w:val="0"/>
           <w:sz w:val="18"/>
           <w:szCs w:val="18"/>
-          <w:bdr w:val="none" w:color="auto" w:sz="0" w:space="0"/>
           <w:shd w:val="clear" w:fill="FFFFFF"/>
         </w:rPr>
         <w:t>  </w:t>
@@ -13065,7 +12656,6 @@
           <w:spacing w:val="0"/>
           <w:sz w:val="18"/>
           <w:szCs w:val="18"/>
-          <w:bdr w:val="none" w:color="auto" w:sz="0" w:space="0"/>
           <w:shd w:val="clear" w:fill="F8F8F8"/>
         </w:rPr>
         <w:t>    TIM_SetCompare1(TIM3,0); </w:t>
@@ -13080,7 +12670,6 @@
           <w:spacing w:val="0"/>
           <w:sz w:val="18"/>
           <w:szCs w:val="18"/>
-          <w:bdr w:val="none" w:color="auto" w:sz="0" w:space="0"/>
           <w:shd w:val="clear" w:fill="F8F8F8"/>
         </w:rPr>
         <w:t>//关闭补光灯</w:t>
@@ -13095,7 +12684,6 @@
           <w:spacing w:val="0"/>
           <w:sz w:val="18"/>
           <w:szCs w:val="18"/>
-          <w:bdr w:val="none" w:color="auto" w:sz="0" w:space="0"/>
           <w:shd w:val="clear" w:fill="F8F8F8"/>
         </w:rPr>
         <w:t>  </w:t>
@@ -13131,7 +12719,6 @@
           <w:spacing w:val="0"/>
           <w:sz w:val="18"/>
           <w:szCs w:val="18"/>
-          <w:bdr w:val="none" w:color="auto" w:sz="0" w:space="0"/>
           <w:shd w:val="clear" w:fill="FFFFFF"/>
         </w:rPr>
         <w:t>    </w:t>
@@ -13146,7 +12733,6 @@
           <w:spacing w:val="0"/>
           <w:sz w:val="18"/>
           <w:szCs w:val="18"/>
-          <w:bdr w:val="none" w:color="auto" w:sz="0" w:space="0"/>
           <w:shd w:val="clear" w:fill="FFFFFF"/>
         </w:rPr>
         <w:t>//复位到识别的位置</w:t>
@@ -13161,7 +12747,6 @@
           <w:spacing w:val="0"/>
           <w:sz w:val="18"/>
           <w:szCs w:val="18"/>
-          <w:bdr w:val="none" w:color="auto" w:sz="0" w:space="0"/>
           <w:shd w:val="clear" w:fill="FFFFFF"/>
         </w:rPr>
         <w:t>  </w:t>
@@ -13200,7 +12785,6 @@
           <w:spacing w:val="0"/>
           <w:sz w:val="18"/>
           <w:szCs w:val="18"/>
-          <w:bdr w:val="none" w:color="auto" w:sz="0" w:space="0"/>
           <w:shd w:val="clear" w:fill="F8F8F8"/>
         </w:rPr>
         <w:t>    set_wukuaipingtai_weizhi(0x01);  </w:t>
@@ -13236,7 +12820,6 @@
           <w:spacing w:val="0"/>
           <w:sz w:val="18"/>
           <w:szCs w:val="18"/>
-          <w:bdr w:val="none" w:color="auto" w:sz="0" w:space="0"/>
           <w:shd w:val="clear" w:fill="FFFFFF"/>
         </w:rPr>
         <w:t>    move_all1(-120.0f,1000,200   ,0,1000,200   ,278,13);  </w:t>
@@ -13275,7 +12858,6 @@
           <w:spacing w:val="0"/>
           <w:sz w:val="18"/>
           <w:szCs w:val="18"/>
-          <w:bdr w:val="none" w:color="auto" w:sz="0" w:space="0"/>
           <w:shd w:val="clear" w:fill="F8F8F8"/>
         </w:rPr>
         <w:t>    set_zhuashou_kai(); </w:t>
@@ -17724,6 +17306,22 @@
 </file>
 
 <file path=customXml/item1.xml><?xml version="1.0" encoding="utf-8"?>
+<b:Sources xmlns:b="http://schemas.openxmlformats.org/officeDocument/2006/bibliography" xmlns="http://schemas.openxmlformats.org/officeDocument/2006/bibliography" SelectedStyle="\APASixthEditionOfficeOnline.xsl" StyleName="APA" Version="6"/>
+</file>
+
+<file path=customXml/item2.xml><?xml version="1.0" encoding="utf-8"?>
+<mcd:customData xmlns="http://www.wps.cn/android/officeDocument/2013/mofficeCustomData" xmlns:mcd="http://www.wps.cn/android/officeDocument/2013/mofficeCustomData" version="2">
+  <mcd:comments/>
+</mcd:customData>
+</file>
+
+<file path=customXml/item3.xml><?xml version="1.0" encoding="utf-8"?>
+<mcd:customData xmlns="http://www.wps.cn/android/officeDocument/2013/mofficeCustomData" xmlns:mcd="http://www.wps.cn/android/officeDocument/2013/mofficeCustomData" version="2">
+  <mcd:comments/>
+</mcd:customData>
+</file>
+
+<file path=customXml/item4.xml><?xml version="1.0" encoding="utf-8"?>
 <contractReview xmlns="http://schemas.wps.cn/vas-ai-hub/contract-review">
   <reviewItems>
     <reviewItem>
@@ -18667,42 +18265,26 @@
 </contractReview>
 </file>
 
-<file path=customXml/item2.xml><?xml version="1.0" encoding="utf-8"?>
-<mcd:customData xmlns="http://www.wps.cn/android/officeDocument/2013/mofficeCustomData" xmlns:mcd="http://www.wps.cn/android/officeDocument/2013/mofficeCustomData" version="2">
-  <mcd:comments/>
-</mcd:customData>
-</file>
-
-<file path=customXml/item3.xml><?xml version="1.0" encoding="utf-8"?>
-<mcd:customData xmlns="http://www.wps.cn/android/officeDocument/2013/mofficeCustomData" xmlns:mcd="http://www.wps.cn/android/officeDocument/2013/mofficeCustomData" version="2">
-  <mcd:comments/>
-</mcd:customData>
-</file>
-
-<file path=customXml/item4.xml><?xml version="1.0" encoding="utf-8"?>
-<b:Sources xmlns:b="http://schemas.openxmlformats.org/officeDocument/2006/bibliography" xmlns="http://schemas.openxmlformats.org/officeDocument/2006/bibliography" SelectedStyle="\APASixthEditionOfficeOnline.xsl" StyleName="APA" Version="6"/>
-</file>
-
 <file path=customXml/itemProps1.xml><?xml version="1.0" encoding="utf-8"?>
-<ds:datastoreItem xmlns:ds="http://schemas.openxmlformats.org/officeDocument/2006/customXml" ds:itemID="{C12C3CD3-8D0E-47DC-8A1B-5ED33275E862}">
+<ds:datastoreItem xmlns:ds="http://schemas.openxmlformats.org/officeDocument/2006/customXml" ds:itemID="{B7E1C3E4-2EBF-4818-B1E7-8EB4559D7545}">
   <ds:schemaRefs/>
 </ds:datastoreItem>
 </file>
 
 <file path=customXml/itemProps2.xml><?xml version="1.0" encoding="utf-8"?>
+<ds:datastoreItem xmlns:ds="http://schemas.openxmlformats.org/officeDocument/2006/customXml" ds:itemID="{39CBEA31-7D34-4534-946A-D96E1AD780B3}">
+  <ds:schemaRefs/>
+</ds:datastoreItem>
+</file>
+
+<file path=customXml/itemProps3.xml><?xml version="1.0" encoding="utf-8"?>
 <ds:datastoreItem xmlns:ds="http://schemas.openxmlformats.org/officeDocument/2006/customXml" ds:itemID="{377F6FFC-2E8C-48C5-8C41-569EF0C5140C}">
   <ds:schemaRefs/>
 </ds:datastoreItem>
 </file>
 
-<file path=customXml/itemProps3.xml><?xml version="1.0" encoding="utf-8"?>
-<ds:datastoreItem xmlns:ds="http://schemas.openxmlformats.org/officeDocument/2006/customXml" ds:itemID="{39CBEA31-7D34-4534-946A-D96E1AD780B3}">
-  <ds:schemaRefs/>
-</ds:datastoreItem>
-</file>
-
 <file path=customXml/itemProps4.xml><?xml version="1.0" encoding="utf-8"?>
-<ds:datastoreItem xmlns:ds="http://schemas.openxmlformats.org/officeDocument/2006/customXml" ds:itemID="{B7E1C3E4-2EBF-4818-B1E7-8EB4559D7545}">
+<ds:datastoreItem xmlns:ds="http://schemas.openxmlformats.org/officeDocument/2006/customXml" ds:itemID="{C12C3CD3-8D0E-47DC-8A1B-5ED33275E862}">
   <ds:schemaRefs/>
 </ds:datastoreItem>
 </file>